--- a/Документы Тупик/ТИТУЛЬНИК.docx
+++ b/Документы Тупик/ТИТУЛЬНИК.docx
@@ -440,7 +440,7 @@
           <w:szCs w:val="26"/>
           <w:u w:val="single"/>
         </w:rPr>
-        <w:t>2</w:t>
+        <w:t>3</w:t>
       </w:r>
       <w:r>
         <w:rPr>
@@ -747,6 +747,7 @@
           <w:color w:val="000000" w:themeColor="text1"/>
           <w:sz w:val="26"/>
           <w:szCs w:val="26"/>
+          <w:u w:val="single"/>
         </w:rPr>
         <w:t>«</w:t>
       </w:r>
@@ -757,6 +758,7 @@
           <w:color w:val="000000" w:themeColor="text1"/>
           <w:sz w:val="26"/>
           <w:szCs w:val="26"/>
+          <w:u w:val="single"/>
           <w:lang w:val="en-US"/>
         </w:rPr>
         <w:t>The</w:t>
@@ -768,6 +770,7 @@
           <w:color w:val="000000" w:themeColor="text1"/>
           <w:sz w:val="26"/>
           <w:szCs w:val="26"/>
+          <w:u w:val="single"/>
         </w:rPr>
         <w:t xml:space="preserve"> </w:t>
       </w:r>
@@ -778,6 +781,7 @@
           <w:color w:val="000000" w:themeColor="text1"/>
           <w:sz w:val="26"/>
           <w:szCs w:val="26"/>
+          <w:u w:val="single"/>
           <w:lang w:val="en-US"/>
         </w:rPr>
         <w:t>Binariki</w:t>
@@ -987,22 +991,10 @@
           <w:rPr>
             <w:rStyle w:val="af4"/>
             <w:rFonts w:ascii="Times New Roman" w:hAnsi="Times New Roman" w:cs="Times New Roman"/>
-            <w:bCs/>
             <w:sz w:val="26"/>
             <w:szCs w:val="26"/>
           </w:rPr>
-          <w:t>https://github.com/</w:t>
-        </w:r>
-        <w:r>
-          <w:rPr>
-            <w:rStyle w:val="af4"/>
-            <w:rFonts w:ascii="Times New Roman" w:hAnsi="Times New Roman" w:cs="Times New Roman"/>
-            <w:bCs/>
-            <w:sz w:val="26"/>
-            <w:szCs w:val="26"/>
-            <w:lang w:val="en-US"/>
-          </w:rPr>
-          <w:t>wawgame</w:t>
+          <w:t>https://github.com/wawgame123/The-Binariki/tree/main</w:t>
         </w:r>
         <w:r>
           <w:rPr>
@@ -1012,49 +1004,9 @@
             <w:sz w:val="26"/>
             <w:szCs w:val="26"/>
           </w:rPr>
-          <w:t>12</w:t>
-        </w:r>
-        <w:r>
-          <w:rPr>
-            <w:rStyle w:val="af4"/>
-            <w:rFonts w:ascii="Times New Roman" w:hAnsi="Times New Roman" w:cs="Times New Roman"/>
-            <w:bCs/>
-            <w:sz w:val="26"/>
-            <w:szCs w:val="26"/>
-          </w:rPr>
-          <w:t>3</w:t>
-        </w:r>
-        <w:r>
-          <w:rPr>
-            <w:rStyle w:val="af4"/>
-            <w:rFonts w:ascii="Times New Roman" w:hAnsi="Times New Roman" w:cs="Times New Roman"/>
-            <w:bCs/>
-            <w:sz w:val="26"/>
-            <w:szCs w:val="26"/>
-          </w:rPr>
-          <w:t>/The-Binariki</w:t>
+          <w:tab/>
         </w:r>
       </w:hyperlink>
-      <w:r>
-        <w:rPr>
-          <w:rFonts w:ascii="Times New Roman" w:hAnsi="Times New Roman" w:cs="Times New Roman"/>
-          <w:bCs/>
-          <w:sz w:val="26"/>
-          <w:szCs w:val="26"/>
-          <w:u w:val="single"/>
-        </w:rPr>
-        <w:tab/>
-      </w:r>
-      <w:r>
-        <w:rPr>
-          <w:rFonts w:ascii="Times New Roman" w:hAnsi="Times New Roman" w:cs="Times New Roman"/>
-          <w:bCs/>
-          <w:sz w:val="26"/>
-          <w:szCs w:val="26"/>
-          <w:u w:val="single"/>
-        </w:rPr>
-        <w:tab/>
-      </w:r>
     </w:p>
     <w:p>
       <w:pPr>
@@ -1228,47 +1180,7 @@
           <w:szCs w:val="26"/>
           <w:u w:val="single"/>
         </w:rPr>
-        <w:t>П</w:t>
-      </w:r>
-      <w:r>
-        <w:rPr>
-          <w:rFonts w:ascii="Times New Roman" w:hAnsi="Times New Roman" w:cs="Times New Roman"/>
-          <w:color w:val="000000" w:themeColor="text1"/>
-          <w:sz w:val="26"/>
-          <w:szCs w:val="26"/>
-          <w:u w:val="single"/>
-        </w:rPr>
-        <w:t>.</w:t>
-      </w:r>
-      <w:r>
-        <w:rPr>
-          <w:rFonts w:ascii="Times New Roman" w:hAnsi="Times New Roman" w:cs="Times New Roman"/>
-          <w:color w:val="000000" w:themeColor="text1"/>
-          <w:sz w:val="26"/>
-          <w:szCs w:val="26"/>
-          <w:u w:val="single"/>
-        </w:rPr>
-        <w:t>Н</w:t>
-      </w:r>
-      <w:r>
-        <w:rPr>
-          <w:rFonts w:ascii="Times New Roman" w:hAnsi="Times New Roman" w:cs="Times New Roman"/>
-          <w:color w:val="000000" w:themeColor="text1"/>
-          <w:sz w:val="26"/>
-          <w:szCs w:val="26"/>
-          <w:u w:val="single"/>
-        </w:rPr>
-        <w:t xml:space="preserve">. </w:t>
-      </w:r>
-      <w:r>
-        <w:rPr>
-          <w:rFonts w:ascii="Times New Roman" w:hAnsi="Times New Roman" w:cs="Times New Roman"/>
-          <w:color w:val="000000" w:themeColor="text1"/>
-          <w:sz w:val="26"/>
-          <w:szCs w:val="26"/>
-          <w:u w:val="single"/>
-        </w:rPr>
-        <w:t>Тупик</w:t>
+        <w:t>П.Н. Тупик</w:t>
       </w:r>
       <w:r>
         <w:rPr>
@@ -1807,7 +1719,7 @@
         <mc:AlternateContent>
           <mc:Choice Requires="wpg">
             <w:drawing>
-              <wp:anchor distT="0" distB="0" distL="114300" distR="114300" simplePos="0" relativeHeight="251659264" behindDoc="0" locked="1" layoutInCell="0" allowOverlap="1" wp14:anchorId="5A4E73FB" wp14:editId="0CD8231D">
+              <wp:anchor distT="0" distB="0" distL="114300" distR="114300" simplePos="0" relativeHeight="251659264" behindDoc="0" locked="1" layoutInCell="0" allowOverlap="1" wp14:anchorId="5A4E73FB" wp14:editId="16859425">
                 <wp:simplePos x="0" y="0"/>
                 <wp:positionH relativeFrom="page">
                   <wp:posOffset>694055</wp:posOffset>
@@ -2859,18 +2771,7 @@
                                   <w:sz w:val="28"/>
                                   <w:szCs w:val="28"/>
                                 </w:rPr>
-                                <w:t>2</w:t>
-                              </w:r>
-                              <w:r>
-                                <w:rPr>
-                                  <w:rFonts w:ascii="ISOCPEUR" w:hAnsi="ISOCPEUR"/>
-                                  <w:i/>
-                                  <w:iCs/>
-                                  <w:color w:val="000000" w:themeColor="text1"/>
-                                  <w:sz w:val="28"/>
-                                  <w:szCs w:val="28"/>
-                                </w:rPr>
-                                <w:t>1</w:t>
+                                <w:t>21</w:t>
                               </w:r>
                               <w:r>
                                 <w:rPr>
@@ -4214,7 +4115,6 @@
                                   <w:iCs/>
                                   <w:color w:val="000000" w:themeColor="text1"/>
                                   <w:sz w:val="18"/>
-                                  <w:lang w:val="en-US"/>
                                 </w:rPr>
                               </w:pPr>
                               <w:r>
@@ -4224,9 +4124,8 @@
                                   <w:iCs/>
                                   <w:color w:val="000000" w:themeColor="text1"/>
                                   <w:sz w:val="18"/>
-                                  <w:lang w:val="en-US"/>
                                 </w:rPr>
-                                <w:t>15</w:t>
+                                <w:t>37</w:t>
                               </w:r>
                             </w:p>
                           </w:txbxContent>
@@ -4782,18 +4681,7 @@
                             <w:sz w:val="28"/>
                             <w:szCs w:val="28"/>
                           </w:rPr>
-                          <w:t>2</w:t>
-                        </w:r>
-                        <w:r>
-                          <w:rPr>
-                            <w:rFonts w:ascii="ISOCPEUR" w:hAnsi="ISOCPEUR"/>
-                            <w:i/>
-                            <w:iCs/>
-                            <w:color w:val="000000" w:themeColor="text1"/>
-                            <w:sz w:val="28"/>
-                            <w:szCs w:val="28"/>
-                          </w:rPr>
-                          <w:t>1</w:t>
+                          <w:t>21</w:t>
                         </w:r>
                         <w:r>
                           <w:rPr>
@@ -5252,7 +5140,6 @@
                             <w:iCs/>
                             <w:color w:val="000000" w:themeColor="text1"/>
                             <w:sz w:val="18"/>
-                            <w:lang w:val="en-US"/>
                           </w:rPr>
                         </w:pPr>
                         <w:r>
@@ -5262,9 +5149,8 @@
                             <w:iCs/>
                             <w:color w:val="000000" w:themeColor="text1"/>
                             <w:sz w:val="18"/>
-                            <w:lang w:val="en-US"/>
                           </w:rPr>
-                          <w:t>15</w:t>
+                          <w:t>37</w:t>
                         </w:r>
                       </w:p>
                     </w:txbxContent>
@@ -5416,15 +5302,15 @@
           <w:sz w:val="28"/>
           <w:szCs w:val="28"/>
         </w:rPr>
-        <w:t xml:space="preserve">                                                                                                       </w:t>
-      </w:r>
-      <w:r>
-        <w:rPr>
-          <w:rFonts w:ascii="Times New Roman" w:hAnsi="Times New Roman" w:cs="Times New Roman"/>
-          <w:sz w:val="28"/>
-          <w:szCs w:val="28"/>
-        </w:rPr>
         <w:t xml:space="preserve"> </w:t>
+      </w:r>
+      <w:r>
+        <w:rPr>
+          <w:rFonts w:ascii="Times New Roman" w:hAnsi="Times New Roman" w:cs="Times New Roman"/>
+          <w:sz w:val="28"/>
+          <w:szCs w:val="28"/>
+        </w:rPr>
+        <w:tab/>
       </w:r>
       <w:r>
         <w:rPr>
@@ -5470,15 +5356,7 @@
           <w:sz w:val="28"/>
           <w:szCs w:val="28"/>
         </w:rPr>
-        <w:t xml:space="preserve">                                                                                     </w:t>
-      </w:r>
-      <w:r>
-        <w:rPr>
-          <w:rFonts w:ascii="Times New Roman" w:hAnsi="Times New Roman" w:cs="Times New Roman"/>
-          <w:sz w:val="28"/>
-          <w:szCs w:val="28"/>
-        </w:rPr>
-        <w:t xml:space="preserve"> </w:t>
+        <w:tab/>
       </w:r>
       <w:r>
         <w:rPr>
@@ -5516,15 +5394,7 @@
           <w:sz w:val="28"/>
           <w:szCs w:val="28"/>
         </w:rPr>
-        <w:t xml:space="preserve">                                                             </w:t>
-      </w:r>
-      <w:r>
-        <w:rPr>
-          <w:rFonts w:ascii="Times New Roman" w:hAnsi="Times New Roman" w:cs="Times New Roman"/>
-          <w:sz w:val="28"/>
-          <w:szCs w:val="28"/>
-        </w:rPr>
-        <w:t xml:space="preserve"> </w:t>
+        <w:tab/>
       </w:r>
       <w:r>
         <w:rPr>
@@ -5562,15 +5432,7 @@
           <w:sz w:val="28"/>
           <w:szCs w:val="28"/>
         </w:rPr>
-        <w:t xml:space="preserve">                                                    </w:t>
-      </w:r>
-      <w:r>
-        <w:rPr>
-          <w:rFonts w:ascii="Times New Roman" w:hAnsi="Times New Roman" w:cs="Times New Roman"/>
-          <w:sz w:val="28"/>
-          <w:szCs w:val="28"/>
-        </w:rPr>
-        <w:t xml:space="preserve"> </w:t>
+        <w:tab/>
       </w:r>
       <w:r>
         <w:rPr>
@@ -5616,15 +5478,7 @@
           <w:sz w:val="28"/>
           <w:szCs w:val="28"/>
         </w:rPr>
-        <w:t xml:space="preserve">                                   </w:t>
-      </w:r>
-      <w:r>
-        <w:rPr>
-          <w:rFonts w:ascii="Times New Roman" w:hAnsi="Times New Roman" w:cs="Times New Roman"/>
-          <w:sz w:val="28"/>
-          <w:szCs w:val="28"/>
-        </w:rPr>
-        <w:t xml:space="preserve"> </w:t>
+        <w:tab/>
       </w:r>
       <w:r>
         <w:rPr>
@@ -5662,15 +5516,7 @@
           <w:sz w:val="28"/>
           <w:szCs w:val="28"/>
         </w:rPr>
-        <w:t xml:space="preserve">                                             </w:t>
-      </w:r>
-      <w:r>
-        <w:rPr>
-          <w:rFonts w:ascii="Times New Roman" w:hAnsi="Times New Roman" w:cs="Times New Roman"/>
-          <w:sz w:val="28"/>
-          <w:szCs w:val="28"/>
-        </w:rPr>
-        <w:t xml:space="preserve"> </w:t>
+        <w:tab/>
       </w:r>
       <w:r>
         <w:rPr>
@@ -5708,7 +5554,23 @@
           <w:sz w:val="28"/>
           <w:szCs w:val="28"/>
         </w:rPr>
-        <w:t>2 Проектирование</w:t>
+        <w:t>1.</w:t>
+      </w:r>
+      <w:r>
+        <w:rPr>
+          <w:rFonts w:ascii="Times New Roman" w:hAnsi="Times New Roman" w:cs="Times New Roman"/>
+          <w:sz w:val="28"/>
+          <w:szCs w:val="28"/>
+        </w:rPr>
+        <w:t>7</w:t>
+      </w:r>
+      <w:r>
+        <w:rPr>
+          <w:rFonts w:ascii="Times New Roman" w:hAnsi="Times New Roman" w:cs="Times New Roman"/>
+          <w:sz w:val="28"/>
+          <w:szCs w:val="28"/>
+        </w:rPr>
+        <w:t xml:space="preserve"> Выбор и обоснование средств реализации</w:t>
       </w:r>
       <w:r>
         <w:rPr>
@@ -5724,7 +5586,7 @@
           <w:sz w:val="28"/>
           <w:szCs w:val="28"/>
         </w:rPr>
-        <w:t>8</w:t>
+        <w:t>7</w:t>
       </w:r>
     </w:p>
     <w:p>
@@ -5754,23 +5616,23 @@
           <w:sz w:val="28"/>
           <w:szCs w:val="28"/>
         </w:rPr>
-        <w:t xml:space="preserve">2.1 Выбор стратегии разработки и модели жизненного цикла                                     </w:t>
-      </w:r>
-      <w:r>
-        <w:rPr>
-          <w:rFonts w:ascii="Times New Roman" w:hAnsi="Times New Roman" w:cs="Times New Roman"/>
-          <w:sz w:val="28"/>
-          <w:szCs w:val="28"/>
-        </w:rPr>
-        <w:t xml:space="preserve"> </w:t>
-      </w:r>
-      <w:r>
-        <w:rPr>
-          <w:rFonts w:ascii="Times New Roman" w:hAnsi="Times New Roman" w:cs="Times New Roman"/>
-          <w:sz w:val="28"/>
-          <w:szCs w:val="28"/>
-        </w:rPr>
-        <w:t>8</w:t>
+        <w:t>2 Проектирование</w:t>
+      </w:r>
+      <w:r>
+        <w:rPr>
+          <w:rFonts w:ascii="Times New Roman" w:hAnsi="Times New Roman" w:cs="Times New Roman"/>
+          <w:sz w:val="28"/>
+          <w:szCs w:val="28"/>
+        </w:rPr>
+        <w:tab/>
+      </w:r>
+      <w:r>
+        <w:rPr>
+          <w:rFonts w:ascii="Times New Roman" w:hAnsi="Times New Roman" w:cs="Times New Roman"/>
+          <w:sz w:val="28"/>
+          <w:szCs w:val="28"/>
+        </w:rPr>
+        <w:t>9</w:t>
       </w:r>
     </w:p>
     <w:p>
@@ -5792,14 +5654,6 @@
           <w:sz w:val="28"/>
           <w:szCs w:val="28"/>
         </w:rPr>
-        <w:t xml:space="preserve"> 2.2 Диаграмма вариантов использования                                                                      </w:t>
-      </w:r>
-      <w:r>
-        <w:rPr>
-          <w:rFonts w:ascii="Times New Roman" w:hAnsi="Times New Roman" w:cs="Times New Roman"/>
-          <w:sz w:val="28"/>
-          <w:szCs w:val="28"/>
-        </w:rPr>
         <w:t xml:space="preserve"> </w:t>
       </w:r>
       <w:r>
@@ -5808,15 +5662,23 @@
           <w:sz w:val="28"/>
           <w:szCs w:val="28"/>
         </w:rPr>
-        <w:t>1</w:t>
-      </w:r>
-      <w:r>
-        <w:rPr>
-          <w:rFonts w:ascii="Times New Roman" w:hAnsi="Times New Roman" w:cs="Times New Roman"/>
-          <w:sz w:val="28"/>
-          <w:szCs w:val="28"/>
-        </w:rPr>
-        <w:t>1</w:t>
+        <w:t>2.1 Выбор стратегии разработки и модели жизненного цикла</w:t>
+      </w:r>
+      <w:r>
+        <w:rPr>
+          <w:rFonts w:ascii="Times New Roman" w:hAnsi="Times New Roman" w:cs="Times New Roman"/>
+          <w:sz w:val="28"/>
+          <w:szCs w:val="28"/>
+        </w:rPr>
+        <w:tab/>
+      </w:r>
+      <w:r>
+        <w:rPr>
+          <w:rFonts w:ascii="Times New Roman" w:hAnsi="Times New Roman" w:cs="Times New Roman"/>
+          <w:sz w:val="28"/>
+          <w:szCs w:val="28"/>
+        </w:rPr>
+        <w:t>9</w:t>
       </w:r>
     </w:p>
     <w:p>
@@ -5838,42 +5700,15 @@
           <w:sz w:val="28"/>
           <w:szCs w:val="28"/>
         </w:rPr>
-        <w:t xml:space="preserve"> 2.3 </w:t>
-      </w:r>
-      <w:r>
-        <w:rPr>
-          <w:rFonts w:ascii="Times New Roman" w:hAnsi="Times New Roman" w:cs="Times New Roman"/>
-          <w:sz w:val="28"/>
-          <w:szCs w:val="28"/>
-        </w:rPr>
-        <w:t>П</w:t>
-      </w:r>
-      <w:r>
-        <w:rPr>
-          <w:rFonts w:ascii="Times New Roman" w:hAnsi="Times New Roman" w:cs="Times New Roman"/>
-          <w:color w:val="000000" w:themeColor="text1"/>
-          <w:sz w:val="28"/>
-          <w:szCs w:val="28"/>
-        </w:rPr>
-        <w:t xml:space="preserve">роектирование системы главного меню  </w:t>
-      </w:r>
-      <w:r>
-        <w:rPr>
-          <w:rFonts w:ascii="Times New Roman" w:hAnsi="Times New Roman" w:cs="Times New Roman"/>
-          <w:color w:val="000000" w:themeColor="text1"/>
-          <w:sz w:val="28"/>
-          <w:szCs w:val="28"/>
-        </w:rPr>
-        <w:t xml:space="preserve">                                                             </w:t>
-      </w:r>
-      <w:r>
-        <w:rPr>
-          <w:rFonts w:ascii="Times New Roman" w:hAnsi="Times New Roman" w:cs="Times New Roman"/>
-          <w:color w:val="000000" w:themeColor="text1"/>
-          <w:sz w:val="28"/>
-          <w:szCs w:val="28"/>
-        </w:rPr>
-        <w:t xml:space="preserve"> </w:t>
+        <w:t xml:space="preserve"> 2.2 Диаграмма вариантов использования</w:t>
+      </w:r>
+      <w:r>
+        <w:rPr>
+          <w:rFonts w:ascii="Times New Roman" w:hAnsi="Times New Roman" w:cs="Times New Roman"/>
+          <w:sz w:val="28"/>
+          <w:szCs w:val="28"/>
+        </w:rPr>
+        <w:tab/>
       </w:r>
       <w:r>
         <w:rPr>
@@ -5911,15 +5746,49 @@
           <w:sz w:val="28"/>
           <w:szCs w:val="28"/>
         </w:rPr>
-        <w:t xml:space="preserve"> 2.4 Моделирование бизнес-процессов                                                                            1</w:t>
-      </w:r>
-      <w:r>
-        <w:rPr>
-          <w:rFonts w:ascii="Times New Roman" w:hAnsi="Times New Roman" w:cs="Times New Roman"/>
-          <w:sz w:val="28"/>
-          <w:szCs w:val="28"/>
-        </w:rPr>
-        <w:t>2</w:t>
+        <w:t xml:space="preserve"> 2.3 </w:t>
+      </w:r>
+      <w:r>
+        <w:rPr>
+          <w:rFonts w:ascii="Times New Roman" w:hAnsi="Times New Roman" w:cs="Times New Roman"/>
+          <w:sz w:val="28"/>
+          <w:szCs w:val="28"/>
+        </w:rPr>
+        <w:t>П</w:t>
+      </w:r>
+      <w:r>
+        <w:rPr>
+          <w:rFonts w:ascii="Times New Roman" w:hAnsi="Times New Roman" w:cs="Times New Roman"/>
+          <w:color w:val="000000" w:themeColor="text1"/>
+          <w:sz w:val="28"/>
+          <w:szCs w:val="28"/>
+        </w:rPr>
+        <w:t>роектирование системы главного меню</w:t>
+      </w:r>
+      <w:r>
+        <w:rPr>
+          <w:rFonts w:ascii="Times New Roman" w:hAnsi="Times New Roman" w:cs="Times New Roman"/>
+          <w:color w:val="000000" w:themeColor="text1"/>
+          <w:sz w:val="28"/>
+          <w:szCs w:val="28"/>
+        </w:rPr>
+        <w:tab/>
+      </w:r>
+      <w:r>
+        <w:rPr>
+          <w:rFonts w:ascii="Times New Roman" w:hAnsi="Times New Roman" w:cs="Times New Roman"/>
+          <w:sz w:val="28"/>
+          <w:szCs w:val="28"/>
+        </w:rPr>
+        <w:t>1</w:t>
+      </w:r>
+      <w:r>
+        <w:rPr>
+          <w:rFonts w:ascii="Times New Roman" w:hAnsi="Times New Roman" w:cs="Times New Roman"/>
+          <w:sz w:val="28"/>
+          <w:szCs w:val="28"/>
+        </w:rPr>
+        <w:t>3</w:t>
       </w:r>
     </w:p>
     <w:p>
@@ -5941,7 +5810,23 @@
           <w:sz w:val="28"/>
           <w:szCs w:val="28"/>
         </w:rPr>
-        <w:t xml:space="preserve"> 2.5 Моделирование данных                                                                                             1</w:t>
+        <w:t xml:space="preserve"> 2.4 Моделирование бизнес-процессов</w:t>
+      </w:r>
+      <w:r>
+        <w:rPr>
+          <w:rFonts w:ascii="Times New Roman" w:hAnsi="Times New Roman" w:cs="Times New Roman"/>
+          <w:sz w:val="28"/>
+          <w:szCs w:val="28"/>
+        </w:rPr>
+        <w:tab/>
+      </w:r>
+      <w:r>
+        <w:rPr>
+          <w:rFonts w:ascii="Times New Roman" w:hAnsi="Times New Roman" w:cs="Times New Roman"/>
+          <w:sz w:val="28"/>
+          <w:szCs w:val="28"/>
+        </w:rPr>
+        <w:t>1</w:t>
       </w:r>
       <w:r>
         <w:rPr>
@@ -5971,7 +5856,23 @@
           <w:sz w:val="28"/>
           <w:szCs w:val="28"/>
         </w:rPr>
-        <w:t xml:space="preserve"> 2.6 Диаграмма последовательности                                                                                1</w:t>
+        <w:t xml:space="preserve"> 2.5 Моделирование данных</w:t>
+      </w:r>
+      <w:r>
+        <w:rPr>
+          <w:rFonts w:ascii="Times New Roman" w:hAnsi="Times New Roman" w:cs="Times New Roman"/>
+          <w:sz w:val="28"/>
+          <w:szCs w:val="28"/>
+        </w:rPr>
+        <w:tab/>
+      </w:r>
+      <w:r>
+        <w:rPr>
+          <w:rFonts w:ascii="Times New Roman" w:hAnsi="Times New Roman" w:cs="Times New Roman"/>
+          <w:sz w:val="28"/>
+          <w:szCs w:val="28"/>
+        </w:rPr>
+        <w:t>1</w:t>
       </w:r>
       <w:r>
         <w:rPr>
@@ -6001,15 +5902,31 @@
           <w:sz w:val="28"/>
           <w:szCs w:val="28"/>
         </w:rPr>
-        <w:t xml:space="preserve"> 2.7 Диаграмма деятельности                                                                                            1</w:t>
-      </w:r>
-      <w:r>
-        <w:rPr>
-          <w:rFonts w:ascii="Times New Roman" w:hAnsi="Times New Roman" w:cs="Times New Roman"/>
-          <w:sz w:val="28"/>
-          <w:szCs w:val="28"/>
-        </w:rPr>
-        <w:t>4</w:t>
+        <w:t xml:space="preserve"> 2.6 Диаграмма последовательности</w:t>
+      </w:r>
+      <w:r>
+        <w:rPr>
+          <w:rFonts w:ascii="Times New Roman" w:hAnsi="Times New Roman" w:cs="Times New Roman"/>
+          <w:sz w:val="28"/>
+          <w:szCs w:val="28"/>
+        </w:rPr>
+        <w:tab/>
+      </w:r>
+      <w:r>
+        <w:rPr>
+          <w:rFonts w:ascii="Times New Roman" w:hAnsi="Times New Roman" w:cs="Times New Roman"/>
+          <w:sz w:val="28"/>
+          <w:szCs w:val="28"/>
+        </w:rPr>
+        <w:t>1</w:t>
+      </w:r>
+      <w:r>
+        <w:rPr>
+          <w:rFonts w:ascii="Times New Roman" w:hAnsi="Times New Roman" w:cs="Times New Roman"/>
+          <w:sz w:val="28"/>
+          <w:szCs w:val="28"/>
+        </w:rPr>
+        <w:t>5</w:t>
       </w:r>
     </w:p>
     <w:p>
@@ -6031,7 +5948,23 @@
           <w:sz w:val="28"/>
           <w:szCs w:val="28"/>
         </w:rPr>
-        <w:t xml:space="preserve"> 2.8 Диаграмма классов                                                                                                     1</w:t>
+        <w:t xml:space="preserve"> 2.7 Диаграмма деятельности</w:t>
+      </w:r>
+      <w:r>
+        <w:rPr>
+          <w:rFonts w:ascii="Times New Roman" w:hAnsi="Times New Roman" w:cs="Times New Roman"/>
+          <w:sz w:val="28"/>
+          <w:szCs w:val="28"/>
+        </w:rPr>
+        <w:tab/>
+      </w:r>
+      <w:r>
+        <w:rPr>
+          <w:rFonts w:ascii="Times New Roman" w:hAnsi="Times New Roman" w:cs="Times New Roman"/>
+          <w:sz w:val="28"/>
+          <w:szCs w:val="28"/>
+        </w:rPr>
+        <w:t>1</w:t>
       </w:r>
       <w:r>
         <w:rPr>
@@ -6061,31 +5994,31 @@
           <w:sz w:val="28"/>
           <w:szCs w:val="28"/>
         </w:rPr>
-        <w:t xml:space="preserve"> 2.9 Диаграмма объектов                                                                                       </w:t>
-      </w:r>
-      <w:r>
-        <w:rPr>
-          <w:rFonts w:ascii="Times New Roman" w:hAnsi="Times New Roman" w:cs="Times New Roman"/>
-          <w:sz w:val="28"/>
-          <w:szCs w:val="28"/>
-        </w:rPr>
-        <w:t xml:space="preserve"> </w:t>
-      </w:r>
-      <w:r>
-        <w:rPr>
-          <w:rFonts w:ascii="Times New Roman" w:hAnsi="Times New Roman" w:cs="Times New Roman"/>
-          <w:sz w:val="28"/>
-          <w:szCs w:val="28"/>
-        </w:rPr>
-        <w:t xml:space="preserve">           1</w:t>
-      </w:r>
-      <w:r>
-        <w:rPr>
-          <w:rFonts w:ascii="Times New Roman" w:hAnsi="Times New Roman" w:cs="Times New Roman"/>
-          <w:sz w:val="28"/>
-          <w:szCs w:val="28"/>
-        </w:rPr>
-        <w:t>5</w:t>
+        <w:t xml:space="preserve"> 2.8 Диаграмма классов</w:t>
+      </w:r>
+      <w:r>
+        <w:rPr>
+          <w:rFonts w:ascii="Times New Roman" w:hAnsi="Times New Roman" w:cs="Times New Roman"/>
+          <w:sz w:val="28"/>
+          <w:szCs w:val="28"/>
+        </w:rPr>
+        <w:tab/>
+      </w:r>
+      <w:r>
+        <w:rPr>
+          <w:rFonts w:ascii="Times New Roman" w:hAnsi="Times New Roman" w:cs="Times New Roman"/>
+          <w:sz w:val="28"/>
+          <w:szCs w:val="28"/>
+        </w:rPr>
+        <w:t>1</w:t>
+      </w:r>
+      <w:r>
+        <w:rPr>
+          <w:rFonts w:ascii="Times New Roman" w:hAnsi="Times New Roman" w:cs="Times New Roman"/>
+          <w:sz w:val="28"/>
+          <w:szCs w:val="28"/>
+        </w:rPr>
+        <w:t>6</w:t>
       </w:r>
     </w:p>
     <w:p>
@@ -6107,7 +6040,719 @@
           <w:sz w:val="28"/>
           <w:szCs w:val="28"/>
         </w:rPr>
-        <w:t xml:space="preserve"> Приложение</w:t>
+        <w:t xml:space="preserve"> 2.9 Диаграмма объектов</w:t>
+      </w:r>
+      <w:r>
+        <w:rPr>
+          <w:rFonts w:ascii="Times New Roman" w:hAnsi="Times New Roman" w:cs="Times New Roman"/>
+          <w:sz w:val="28"/>
+          <w:szCs w:val="28"/>
+        </w:rPr>
+        <w:tab/>
+      </w:r>
+      <w:r>
+        <w:rPr>
+          <w:rFonts w:ascii="Times New Roman" w:hAnsi="Times New Roman" w:cs="Times New Roman"/>
+          <w:sz w:val="28"/>
+          <w:szCs w:val="28"/>
+        </w:rPr>
+        <w:t>1</w:t>
+      </w:r>
+      <w:r>
+        <w:rPr>
+          <w:rFonts w:ascii="Times New Roman" w:hAnsi="Times New Roman" w:cs="Times New Roman"/>
+          <w:sz w:val="28"/>
+          <w:szCs w:val="28"/>
+        </w:rPr>
+        <w:t>6</w:t>
+      </w:r>
+    </w:p>
+    <w:p>
+      <w:pPr>
+        <w:tabs>
+          <w:tab w:val="right" w:leader="dot" w:pos="10064"/>
+        </w:tabs>
+        <w:spacing w:line="360" w:lineRule="exact"/>
+        <w:ind w:left="-142"/>
+        <w:rPr>
+          <w:rFonts w:ascii="Times New Roman" w:hAnsi="Times New Roman" w:cs="Times New Roman"/>
+          <w:sz w:val="28"/>
+          <w:szCs w:val="28"/>
+        </w:rPr>
+      </w:pPr>
+      <w:r>
+        <w:rPr>
+          <w:rFonts w:ascii="Times New Roman" w:hAnsi="Times New Roman" w:cs="Times New Roman"/>
+          <w:sz w:val="28"/>
+          <w:szCs w:val="28"/>
+        </w:rPr>
+        <w:t xml:space="preserve"> 2.10 Проектирование пользовательского интерфейса</w:t>
+      </w:r>
+      <w:r>
+        <w:rPr>
+          <w:rFonts w:ascii="Times New Roman" w:hAnsi="Times New Roman" w:cs="Times New Roman"/>
+          <w:sz w:val="28"/>
+          <w:szCs w:val="28"/>
+        </w:rPr>
+        <w:tab/>
+        <w:t>17</w:t>
+      </w:r>
+    </w:p>
+    <w:p>
+      <w:pPr>
+        <w:tabs>
+          <w:tab w:val="right" w:leader="dot" w:pos="10064"/>
+        </w:tabs>
+        <w:spacing w:line="360" w:lineRule="exact"/>
+        <w:ind w:left="-142"/>
+        <w:rPr>
+          <w:rFonts w:ascii="Times New Roman" w:hAnsi="Times New Roman" w:cs="Times New Roman"/>
+          <w:sz w:val="28"/>
+          <w:szCs w:val="28"/>
+        </w:rPr>
+      </w:pPr>
+      <w:r>
+        <w:rPr>
+          <w:rFonts w:ascii="Times New Roman" w:hAnsi="Times New Roman" w:cs="Times New Roman"/>
+          <w:sz w:val="28"/>
+          <w:szCs w:val="28"/>
+        </w:rPr>
+        <w:t xml:space="preserve"> </w:t>
+      </w:r>
+      <w:r>
+        <w:rPr>
+          <w:rFonts w:ascii="Times New Roman" w:hAnsi="Times New Roman" w:cs="Times New Roman"/>
+          <w:sz w:val="28"/>
+          <w:szCs w:val="28"/>
+        </w:rPr>
+        <w:t>3</w:t>
+      </w:r>
+      <w:r>
+        <w:rPr>
+          <w:rFonts w:ascii="Times New Roman" w:hAnsi="Times New Roman" w:cs="Times New Roman"/>
+          <w:sz w:val="28"/>
+          <w:szCs w:val="28"/>
+        </w:rPr>
+        <w:t xml:space="preserve"> Реализация</w:t>
+      </w:r>
+      <w:r>
+        <w:rPr>
+          <w:rFonts w:ascii="Times New Roman" w:hAnsi="Times New Roman" w:cs="Times New Roman"/>
+          <w:sz w:val="28"/>
+          <w:szCs w:val="28"/>
+        </w:rPr>
+        <w:tab/>
+        <w:t>19</w:t>
+      </w:r>
+    </w:p>
+    <w:p>
+      <w:pPr>
+        <w:tabs>
+          <w:tab w:val="right" w:leader="dot" w:pos="10064"/>
+        </w:tabs>
+        <w:spacing w:line="360" w:lineRule="exact"/>
+        <w:ind w:left="-142"/>
+        <w:rPr>
+          <w:rFonts w:ascii="Times New Roman" w:hAnsi="Times New Roman" w:cs="Times New Roman"/>
+          <w:sz w:val="28"/>
+          <w:szCs w:val="28"/>
+        </w:rPr>
+      </w:pPr>
+      <w:r>
+        <w:rPr>
+          <w:rFonts w:ascii="Times New Roman" w:hAnsi="Times New Roman" w:cs="Times New Roman"/>
+          <w:sz w:val="28"/>
+          <w:szCs w:val="28"/>
+        </w:rPr>
+        <w:t xml:space="preserve"> </w:t>
+      </w:r>
+      <w:r>
+        <w:rPr>
+          <w:rFonts w:ascii="Times New Roman" w:hAnsi="Times New Roman" w:cs="Times New Roman"/>
+          <w:sz w:val="28"/>
+          <w:szCs w:val="28"/>
+        </w:rPr>
+        <w:t>3</w:t>
+      </w:r>
+      <w:r>
+        <w:rPr>
+          <w:rFonts w:ascii="Times New Roman" w:hAnsi="Times New Roman" w:cs="Times New Roman"/>
+          <w:sz w:val="28"/>
+          <w:szCs w:val="28"/>
+        </w:rPr>
+        <w:t>.1 Организация данных</w:t>
+      </w:r>
+      <w:r>
+        <w:rPr>
+          <w:rFonts w:ascii="Times New Roman" w:hAnsi="Times New Roman" w:cs="Times New Roman"/>
+          <w:sz w:val="28"/>
+          <w:szCs w:val="28"/>
+        </w:rPr>
+        <w:tab/>
+        <w:t>19</w:t>
+      </w:r>
+    </w:p>
+    <w:p>
+      <w:pPr>
+        <w:tabs>
+          <w:tab w:val="right" w:leader="dot" w:pos="10064"/>
+        </w:tabs>
+        <w:spacing w:line="360" w:lineRule="exact"/>
+        <w:ind w:left="-142"/>
+        <w:rPr>
+          <w:rFonts w:ascii="Times New Roman" w:hAnsi="Times New Roman" w:cs="Times New Roman"/>
+          <w:sz w:val="28"/>
+          <w:szCs w:val="28"/>
+        </w:rPr>
+      </w:pPr>
+      <w:r>
+        <w:rPr>
+          <w:rFonts w:ascii="Times New Roman" w:hAnsi="Times New Roman" w:cs="Times New Roman"/>
+          <w:sz w:val="28"/>
+          <w:szCs w:val="28"/>
+        </w:rPr>
+        <w:t xml:space="preserve"> </w:t>
+      </w:r>
+      <w:r>
+        <w:rPr>
+          <w:rFonts w:ascii="Times New Roman" w:hAnsi="Times New Roman" w:cs="Times New Roman"/>
+          <w:sz w:val="28"/>
+          <w:szCs w:val="28"/>
+        </w:rPr>
+        <w:t>3</w:t>
+      </w:r>
+      <w:r>
+        <w:rPr>
+          <w:rFonts w:ascii="Times New Roman" w:hAnsi="Times New Roman" w:cs="Times New Roman"/>
+          <w:sz w:val="28"/>
+          <w:szCs w:val="28"/>
+        </w:rPr>
+        <w:t>.2 Структура программы</w:t>
+      </w:r>
+      <w:r>
+        <w:rPr>
+          <w:rFonts w:ascii="Times New Roman" w:hAnsi="Times New Roman" w:cs="Times New Roman"/>
+          <w:sz w:val="28"/>
+          <w:szCs w:val="28"/>
+        </w:rPr>
+        <w:tab/>
+        <w:t>19</w:t>
+      </w:r>
+    </w:p>
+    <w:p>
+      <w:pPr>
+        <w:tabs>
+          <w:tab w:val="right" w:leader="dot" w:pos="10064"/>
+        </w:tabs>
+        <w:spacing w:line="360" w:lineRule="exact"/>
+        <w:ind w:left="-142"/>
+        <w:rPr>
+          <w:rFonts w:ascii="Times New Roman" w:hAnsi="Times New Roman" w:cs="Times New Roman"/>
+          <w:sz w:val="28"/>
+          <w:szCs w:val="28"/>
+        </w:rPr>
+      </w:pPr>
+      <w:r>
+        <w:rPr>
+          <w:rFonts w:ascii="Times New Roman" w:hAnsi="Times New Roman" w:cs="Times New Roman"/>
+          <w:sz w:val="28"/>
+          <w:szCs w:val="28"/>
+        </w:rPr>
+        <w:t xml:space="preserve"> </w:t>
+      </w:r>
+      <w:r>
+        <w:rPr>
+          <w:rFonts w:ascii="Times New Roman" w:hAnsi="Times New Roman" w:cs="Times New Roman"/>
+          <w:sz w:val="28"/>
+          <w:szCs w:val="28"/>
+        </w:rPr>
+        <w:t>3.3 Структура и описание процедур и функций</w:t>
+      </w:r>
+      <w:r>
+        <w:rPr>
+          <w:rFonts w:ascii="Times New Roman" w:hAnsi="Times New Roman" w:cs="Times New Roman"/>
+          <w:sz w:val="28"/>
+          <w:szCs w:val="28"/>
+        </w:rPr>
+        <w:tab/>
+        <w:t>19</w:t>
+      </w:r>
+    </w:p>
+    <w:p>
+      <w:pPr>
+        <w:tabs>
+          <w:tab w:val="right" w:leader="dot" w:pos="10064"/>
+        </w:tabs>
+        <w:spacing w:line="360" w:lineRule="exact"/>
+        <w:ind w:left="-142"/>
+        <w:rPr>
+          <w:rFonts w:ascii="Times New Roman" w:hAnsi="Times New Roman" w:cs="Times New Roman"/>
+          <w:sz w:val="28"/>
+          <w:szCs w:val="28"/>
+        </w:rPr>
+      </w:pPr>
+      <w:r>
+        <w:rPr>
+          <w:rFonts w:ascii="Times New Roman" w:hAnsi="Times New Roman" w:cs="Times New Roman"/>
+          <w:sz w:val="28"/>
+          <w:szCs w:val="28"/>
+        </w:rPr>
+        <w:t xml:space="preserve"> </w:t>
+      </w:r>
+      <w:r>
+        <w:rPr>
+          <w:rFonts w:ascii="Times New Roman" w:hAnsi="Times New Roman" w:cs="Times New Roman"/>
+          <w:sz w:val="28"/>
+          <w:szCs w:val="28"/>
+        </w:rPr>
+        <w:t>3</w:t>
+      </w:r>
+      <w:r>
+        <w:rPr>
+          <w:rFonts w:ascii="Times New Roman" w:hAnsi="Times New Roman" w:cs="Times New Roman"/>
+          <w:sz w:val="28"/>
+          <w:szCs w:val="28"/>
+        </w:rPr>
+        <w:t>.4</w:t>
+      </w:r>
+      <w:r>
+        <w:rPr>
+          <w:rFonts w:ascii="Times New Roman" w:hAnsi="Times New Roman" w:cs="Times New Roman"/>
+          <w:sz w:val="28"/>
+          <w:szCs w:val="28"/>
+        </w:rPr>
+        <w:t xml:space="preserve"> </w:t>
+      </w:r>
+      <w:r>
+        <w:rPr>
+          <w:rFonts w:ascii="Times New Roman" w:hAnsi="Times New Roman" w:cs="Times New Roman"/>
+          <w:sz w:val="28"/>
+          <w:szCs w:val="28"/>
+        </w:rPr>
+        <w:t>Спецификация программы</w:t>
+      </w:r>
+      <w:r>
+        <w:rPr>
+          <w:rFonts w:ascii="Times New Roman" w:hAnsi="Times New Roman" w:cs="Times New Roman"/>
+          <w:sz w:val="28"/>
+          <w:szCs w:val="28"/>
+        </w:rPr>
+        <w:tab/>
+      </w:r>
+      <w:r>
+        <w:rPr>
+          <w:rFonts w:ascii="Times New Roman" w:hAnsi="Times New Roman" w:cs="Times New Roman"/>
+          <w:sz w:val="28"/>
+          <w:szCs w:val="28"/>
+        </w:rPr>
+        <w:t>22</w:t>
+      </w:r>
+    </w:p>
+    <w:p>
+      <w:pPr>
+        <w:tabs>
+          <w:tab w:val="right" w:leader="dot" w:pos="10064"/>
+        </w:tabs>
+        <w:spacing w:line="360" w:lineRule="exact"/>
+        <w:ind w:left="-142"/>
+        <w:rPr>
+          <w:rFonts w:ascii="Times New Roman" w:hAnsi="Times New Roman" w:cs="Times New Roman"/>
+          <w:sz w:val="28"/>
+          <w:szCs w:val="28"/>
+        </w:rPr>
+      </w:pPr>
+      <w:r>
+        <w:rPr>
+          <w:rFonts w:ascii="Times New Roman" w:hAnsi="Times New Roman" w:cs="Times New Roman"/>
+          <w:sz w:val="28"/>
+          <w:szCs w:val="28"/>
+        </w:rPr>
+        <w:t xml:space="preserve"> </w:t>
+      </w:r>
+      <w:r>
+        <w:rPr>
+          <w:rFonts w:ascii="Times New Roman" w:hAnsi="Times New Roman" w:cs="Times New Roman"/>
+          <w:sz w:val="28"/>
+          <w:szCs w:val="28"/>
+        </w:rPr>
+        <w:t>4</w:t>
+      </w:r>
+      <w:r>
+        <w:rPr>
+          <w:rFonts w:ascii="Times New Roman" w:hAnsi="Times New Roman" w:cs="Times New Roman"/>
+          <w:sz w:val="28"/>
+          <w:szCs w:val="28"/>
+        </w:rPr>
+        <w:t xml:space="preserve"> </w:t>
+      </w:r>
+      <w:r>
+        <w:rPr>
+          <w:rFonts w:ascii="Times New Roman" w:hAnsi="Times New Roman" w:cs="Times New Roman"/>
+          <w:sz w:val="28"/>
+          <w:szCs w:val="28"/>
+        </w:rPr>
+        <w:t>Тестирование</w:t>
+      </w:r>
+      <w:r>
+        <w:rPr>
+          <w:rFonts w:ascii="Times New Roman" w:hAnsi="Times New Roman" w:cs="Times New Roman"/>
+          <w:sz w:val="28"/>
+          <w:szCs w:val="28"/>
+        </w:rPr>
+        <w:tab/>
+      </w:r>
+      <w:r>
+        <w:rPr>
+          <w:rFonts w:ascii="Times New Roman" w:hAnsi="Times New Roman" w:cs="Times New Roman"/>
+          <w:sz w:val="28"/>
+          <w:szCs w:val="28"/>
+        </w:rPr>
+        <w:t>23</w:t>
+      </w:r>
+    </w:p>
+    <w:p>
+      <w:pPr>
+        <w:tabs>
+          <w:tab w:val="right" w:leader="dot" w:pos="10064"/>
+        </w:tabs>
+        <w:spacing w:line="360" w:lineRule="exact"/>
+        <w:ind w:left="-142"/>
+        <w:rPr>
+          <w:rFonts w:ascii="Times New Roman" w:hAnsi="Times New Roman" w:cs="Times New Roman"/>
+          <w:sz w:val="28"/>
+          <w:szCs w:val="28"/>
+        </w:rPr>
+      </w:pPr>
+      <w:r>
+        <w:rPr>
+          <w:rFonts w:ascii="Times New Roman" w:hAnsi="Times New Roman" w:cs="Times New Roman"/>
+          <w:sz w:val="28"/>
+          <w:szCs w:val="28"/>
+        </w:rPr>
+        <w:t xml:space="preserve"> </w:t>
+      </w:r>
+      <w:r>
+        <w:rPr>
+          <w:rFonts w:ascii="Times New Roman" w:hAnsi="Times New Roman" w:cs="Times New Roman"/>
+          <w:sz w:val="28"/>
+          <w:szCs w:val="28"/>
+        </w:rPr>
+        <w:t>4.1</w:t>
+      </w:r>
+      <w:r>
+        <w:rPr>
+          <w:rFonts w:ascii="Times New Roman" w:hAnsi="Times New Roman" w:cs="Times New Roman"/>
+          <w:sz w:val="28"/>
+          <w:szCs w:val="28"/>
+        </w:rPr>
+        <w:t xml:space="preserve"> </w:t>
+      </w:r>
+      <w:r>
+        <w:rPr>
+          <w:rFonts w:ascii="Times New Roman" w:hAnsi="Times New Roman" w:cs="Times New Roman"/>
+          <w:sz w:val="28"/>
+          <w:szCs w:val="28"/>
+        </w:rPr>
+        <w:t>Тест</w:t>
+      </w:r>
+      <w:r>
+        <w:rPr>
+          <w:rFonts w:ascii="Times New Roman" w:hAnsi="Times New Roman" w:cs="Times New Roman"/>
+          <w:sz w:val="28"/>
+          <w:szCs w:val="28"/>
+        </w:rPr>
+        <w:t>ы на использование</w:t>
+      </w:r>
+      <w:r>
+        <w:rPr>
+          <w:rFonts w:ascii="Times New Roman" w:hAnsi="Times New Roman" w:cs="Times New Roman"/>
+          <w:sz w:val="28"/>
+          <w:szCs w:val="28"/>
+        </w:rPr>
+        <w:tab/>
+      </w:r>
+      <w:r>
+        <w:rPr>
+          <w:rFonts w:ascii="Times New Roman" w:hAnsi="Times New Roman" w:cs="Times New Roman"/>
+          <w:sz w:val="28"/>
+          <w:szCs w:val="28"/>
+        </w:rPr>
+        <w:t>23</w:t>
+      </w:r>
+    </w:p>
+    <w:p>
+      <w:pPr>
+        <w:tabs>
+          <w:tab w:val="right" w:leader="dot" w:pos="10064"/>
+        </w:tabs>
+        <w:spacing w:line="360" w:lineRule="exact"/>
+        <w:ind w:left="-142"/>
+        <w:rPr>
+          <w:rFonts w:ascii="Times New Roman" w:hAnsi="Times New Roman" w:cs="Times New Roman"/>
+          <w:sz w:val="28"/>
+          <w:szCs w:val="28"/>
+        </w:rPr>
+      </w:pPr>
+      <w:r>
+        <w:rPr>
+          <w:rFonts w:ascii="Times New Roman" w:hAnsi="Times New Roman" w:cs="Times New Roman"/>
+          <w:sz w:val="28"/>
+          <w:szCs w:val="28"/>
+        </w:rPr>
+        <w:t xml:space="preserve"> 4.2 Отчет о результатах тестирования</w:t>
+      </w:r>
+      <w:r>
+        <w:rPr>
+          <w:rFonts w:ascii="Times New Roman" w:hAnsi="Times New Roman" w:cs="Times New Roman"/>
+          <w:sz w:val="28"/>
+          <w:szCs w:val="28"/>
+        </w:rPr>
+        <w:tab/>
+        <w:t>2</w:t>
+      </w:r>
+      <w:r>
+        <w:rPr>
+          <w:rFonts w:ascii="Times New Roman" w:hAnsi="Times New Roman" w:cs="Times New Roman"/>
+          <w:sz w:val="28"/>
+          <w:szCs w:val="28"/>
+        </w:rPr>
+        <w:t>5</w:t>
+      </w:r>
+    </w:p>
+    <w:p>
+      <w:pPr>
+        <w:tabs>
+          <w:tab w:val="right" w:leader="dot" w:pos="10064"/>
+        </w:tabs>
+        <w:spacing w:line="360" w:lineRule="exact"/>
+        <w:ind w:left="-142"/>
+        <w:rPr>
+          <w:rFonts w:ascii="Times New Roman" w:hAnsi="Times New Roman" w:cs="Times New Roman"/>
+          <w:sz w:val="28"/>
+          <w:szCs w:val="28"/>
+        </w:rPr>
+      </w:pPr>
+      <w:r>
+        <w:rPr>
+          <w:rFonts w:ascii="Times New Roman" w:hAnsi="Times New Roman" w:cs="Times New Roman"/>
+          <w:sz w:val="28"/>
+          <w:szCs w:val="28"/>
+        </w:rPr>
+        <w:t xml:space="preserve"> </w:t>
+      </w:r>
+      <w:r>
+        <w:rPr>
+          <w:rFonts w:ascii="Times New Roman" w:hAnsi="Times New Roman" w:cs="Times New Roman"/>
+          <w:sz w:val="28"/>
+          <w:szCs w:val="28"/>
+        </w:rPr>
+        <w:t xml:space="preserve">5 </w:t>
+      </w:r>
+      <w:r>
+        <w:rPr>
+          <w:rFonts w:ascii="Times New Roman" w:hAnsi="Times New Roman" w:cs="Times New Roman"/>
+          <w:sz w:val="28"/>
+          <w:szCs w:val="28"/>
+        </w:rPr>
+        <w:t>Применение</w:t>
+      </w:r>
+      <w:r>
+        <w:rPr>
+          <w:rFonts w:ascii="Times New Roman" w:hAnsi="Times New Roman" w:cs="Times New Roman"/>
+          <w:sz w:val="28"/>
+          <w:szCs w:val="28"/>
+        </w:rPr>
+        <w:tab/>
+      </w:r>
+      <w:r>
+        <w:rPr>
+          <w:rFonts w:ascii="Times New Roman" w:hAnsi="Times New Roman" w:cs="Times New Roman"/>
+          <w:sz w:val="28"/>
+          <w:szCs w:val="28"/>
+        </w:rPr>
+        <w:t>26</w:t>
+      </w:r>
+    </w:p>
+    <w:p>
+      <w:pPr>
+        <w:tabs>
+          <w:tab w:val="right" w:leader="dot" w:pos="10064"/>
+        </w:tabs>
+        <w:spacing w:line="360" w:lineRule="exact"/>
+        <w:ind w:left="-142"/>
+        <w:rPr>
+          <w:rFonts w:ascii="Times New Roman" w:hAnsi="Times New Roman" w:cs="Times New Roman"/>
+          <w:sz w:val="28"/>
+          <w:szCs w:val="28"/>
+        </w:rPr>
+      </w:pPr>
+      <w:r>
+        <w:rPr>
+          <w:rFonts w:ascii="Times New Roman" w:hAnsi="Times New Roman" w:cs="Times New Roman"/>
+          <w:sz w:val="28"/>
+          <w:szCs w:val="28"/>
+        </w:rPr>
+        <w:t xml:space="preserve"> 5.1 Руководство пользователя</w:t>
+      </w:r>
+      <w:r>
+        <w:rPr>
+          <w:rFonts w:ascii="Times New Roman" w:hAnsi="Times New Roman" w:cs="Times New Roman"/>
+          <w:sz w:val="28"/>
+          <w:szCs w:val="28"/>
+        </w:rPr>
+        <w:tab/>
+      </w:r>
+      <w:r>
+        <w:rPr>
+          <w:rFonts w:ascii="Times New Roman" w:hAnsi="Times New Roman" w:cs="Times New Roman"/>
+          <w:sz w:val="28"/>
+          <w:szCs w:val="28"/>
+        </w:rPr>
+        <w:t>26</w:t>
+      </w:r>
+    </w:p>
+    <w:p>
+      <w:pPr>
+        <w:tabs>
+          <w:tab w:val="right" w:leader="dot" w:pos="10064"/>
+        </w:tabs>
+        <w:spacing w:line="360" w:lineRule="exact"/>
+        <w:ind w:left="-142"/>
+        <w:rPr>
+          <w:rFonts w:ascii="Times New Roman" w:hAnsi="Times New Roman" w:cs="Times New Roman"/>
+          <w:sz w:val="28"/>
+          <w:szCs w:val="28"/>
+        </w:rPr>
+      </w:pPr>
+      <w:r>
+        <w:rPr>
+          <w:rFonts w:ascii="Times New Roman" w:hAnsi="Times New Roman" w:cs="Times New Roman"/>
+          <w:sz w:val="28"/>
+          <w:szCs w:val="28"/>
+        </w:rPr>
+        <w:t xml:space="preserve"> 5.2 Руководство программиста</w:t>
+      </w:r>
+      <w:r>
+        <w:rPr>
+          <w:rFonts w:ascii="Times New Roman" w:hAnsi="Times New Roman" w:cs="Times New Roman"/>
+          <w:sz w:val="28"/>
+          <w:szCs w:val="28"/>
+        </w:rPr>
+        <w:tab/>
+      </w:r>
+      <w:r>
+        <w:rPr>
+          <w:rFonts w:ascii="Times New Roman" w:hAnsi="Times New Roman" w:cs="Times New Roman"/>
+          <w:sz w:val="28"/>
+          <w:szCs w:val="28"/>
+        </w:rPr>
+        <w:t>30</w:t>
+      </w:r>
+    </w:p>
+    <w:p>
+      <w:pPr>
+        <w:tabs>
+          <w:tab w:val="right" w:leader="dot" w:pos="10064"/>
+        </w:tabs>
+        <w:spacing w:line="360" w:lineRule="exact"/>
+        <w:ind w:left="-142"/>
+        <w:rPr>
+          <w:rFonts w:ascii="Times New Roman" w:hAnsi="Times New Roman" w:cs="Times New Roman"/>
+          <w:sz w:val="28"/>
+          <w:szCs w:val="28"/>
+        </w:rPr>
+      </w:pPr>
+      <w:r>
+        <w:rPr>
+          <w:rFonts w:ascii="Times New Roman" w:hAnsi="Times New Roman" w:cs="Times New Roman"/>
+          <w:sz w:val="28"/>
+          <w:szCs w:val="28"/>
+        </w:rPr>
+        <w:t xml:space="preserve"> Заключение</w:t>
+      </w:r>
+      <w:r>
+        <w:rPr>
+          <w:rFonts w:ascii="Times New Roman" w:hAnsi="Times New Roman" w:cs="Times New Roman"/>
+          <w:sz w:val="28"/>
+          <w:szCs w:val="28"/>
+        </w:rPr>
+        <w:tab/>
+      </w:r>
+      <w:r>
+        <w:rPr>
+          <w:rFonts w:ascii="Times New Roman" w:hAnsi="Times New Roman" w:cs="Times New Roman"/>
+          <w:sz w:val="28"/>
+          <w:szCs w:val="28"/>
+        </w:rPr>
+        <w:t>36</w:t>
+      </w:r>
+    </w:p>
+    <w:p>
+      <w:pPr>
+        <w:tabs>
+          <w:tab w:val="right" w:leader="dot" w:pos="10064"/>
+        </w:tabs>
+        <w:spacing w:line="360" w:lineRule="exact"/>
+        <w:ind w:left="-142"/>
+        <w:rPr>
+          <w:rFonts w:ascii="Times New Roman" w:hAnsi="Times New Roman" w:cs="Times New Roman"/>
+          <w:sz w:val="28"/>
+          <w:szCs w:val="28"/>
+        </w:rPr>
+      </w:pPr>
+      <w:r>
+        <w:rPr>
+          <w:rFonts w:ascii="Times New Roman" w:hAnsi="Times New Roman" w:cs="Times New Roman"/>
+          <w:sz w:val="28"/>
+          <w:szCs w:val="28"/>
+        </w:rPr>
+        <w:t xml:space="preserve"> Список использованых источников</w:t>
+      </w:r>
+      <w:r>
+        <w:rPr>
+          <w:rFonts w:ascii="Times New Roman" w:hAnsi="Times New Roman" w:cs="Times New Roman"/>
+          <w:sz w:val="28"/>
+          <w:szCs w:val="28"/>
+        </w:rPr>
+        <w:tab/>
+      </w:r>
+      <w:r>
+        <w:rPr>
+          <w:rFonts w:ascii="Times New Roman" w:hAnsi="Times New Roman" w:cs="Times New Roman"/>
+          <w:sz w:val="28"/>
+          <w:szCs w:val="28"/>
+        </w:rPr>
+        <w:t>37</w:t>
+      </w:r>
+    </w:p>
+    <w:p>
+      <w:pPr>
+        <w:tabs>
+          <w:tab w:val="right" w:leader="dot" w:pos="10064"/>
+        </w:tabs>
+        <w:spacing w:line="360" w:lineRule="exact"/>
+        <w:ind w:left="-142"/>
+        <w:rPr>
+          <w:rFonts w:ascii="Times New Roman" w:hAnsi="Times New Roman" w:cs="Times New Roman"/>
+          <w:sz w:val="28"/>
+          <w:szCs w:val="28"/>
+        </w:rPr>
+      </w:pPr>
+      <w:r>
+        <w:rPr>
+          <w:rFonts w:ascii="Times New Roman" w:hAnsi="Times New Roman" w:cs="Times New Roman"/>
+          <w:sz w:val="28"/>
+          <w:szCs w:val="28"/>
+        </w:rPr>
+        <w:t xml:space="preserve"> </w:t>
+      </w:r>
+      <w:r>
+        <w:rPr>
+          <w:rFonts w:ascii="Times New Roman" w:hAnsi="Times New Roman" w:cs="Times New Roman"/>
+          <w:sz w:val="28"/>
+          <w:szCs w:val="28"/>
+        </w:rPr>
+        <w:t>Приложение</w:t>
       </w:r>
       <w:r>
         <w:rPr>
@@ -6132,6 +6777,92 @@
           <w:szCs w:val="28"/>
         </w:rPr>
         <w:t>Диаграмма деятельности</w:t>
+      </w:r>
+    </w:p>
+    <w:p>
+      <w:pPr>
+        <w:tabs>
+          <w:tab w:val="right" w:leader="dot" w:pos="10064"/>
+        </w:tabs>
+        <w:spacing w:line="360" w:lineRule="exact"/>
+        <w:ind w:left="-142"/>
+        <w:rPr>
+          <w:rFonts w:ascii="Times New Roman" w:hAnsi="Times New Roman" w:cs="Times New Roman"/>
+          <w:sz w:val="28"/>
+          <w:szCs w:val="28"/>
+        </w:rPr>
+      </w:pPr>
+      <w:r>
+        <w:rPr>
+          <w:rFonts w:ascii="Times New Roman" w:hAnsi="Times New Roman" w:cs="Times New Roman"/>
+          <w:sz w:val="28"/>
+          <w:szCs w:val="28"/>
+        </w:rPr>
+        <w:t xml:space="preserve"> Приложение Б </w:t>
+      </w:r>
+      <w:r>
+        <w:rPr>
+          <w:rFonts w:ascii="Times New Roman" w:hAnsi="Times New Roman" w:cs="Times New Roman"/>
+          <w:sz w:val="28"/>
+          <w:szCs w:val="28"/>
+          <w:lang w:val="en-US"/>
+        </w:rPr>
+        <w:t>UX</w:t>
+      </w:r>
+      <w:r>
+        <w:rPr>
+          <w:rFonts w:ascii="Times New Roman" w:hAnsi="Times New Roman" w:cs="Times New Roman"/>
+          <w:sz w:val="28"/>
+          <w:szCs w:val="28"/>
+        </w:rPr>
+        <w:t xml:space="preserve"> </w:t>
+      </w:r>
+      <w:r>
+        <w:rPr>
+          <w:rFonts w:ascii="Times New Roman" w:hAnsi="Times New Roman" w:cs="Times New Roman"/>
+          <w:sz w:val="28"/>
+          <w:szCs w:val="28"/>
+        </w:rPr>
+        <w:t xml:space="preserve">и </w:t>
+      </w:r>
+      <w:r>
+        <w:rPr>
+          <w:rFonts w:ascii="Times New Roman" w:hAnsi="Times New Roman" w:cs="Times New Roman"/>
+          <w:sz w:val="28"/>
+          <w:szCs w:val="28"/>
+          <w:lang w:val="en-US"/>
+        </w:rPr>
+        <w:t>UI</w:t>
+      </w:r>
+      <w:r>
+        <w:rPr>
+          <w:rFonts w:ascii="Times New Roman" w:hAnsi="Times New Roman" w:cs="Times New Roman"/>
+          <w:sz w:val="28"/>
+          <w:szCs w:val="28"/>
+        </w:rPr>
+        <w:t xml:space="preserve"> проектирования</w:t>
+      </w:r>
+    </w:p>
+    <w:p>
+      <w:pPr>
+        <w:tabs>
+          <w:tab w:val="right" w:leader="dot" w:pos="10064"/>
+        </w:tabs>
+        <w:spacing w:line="360" w:lineRule="exact"/>
+        <w:ind w:left="-142"/>
+        <w:rPr>
+          <w:rFonts w:ascii="Times New Roman" w:hAnsi="Times New Roman" w:cs="Times New Roman"/>
+          <w:sz w:val="28"/>
+          <w:szCs w:val="28"/>
+        </w:rPr>
+      </w:pPr>
+      <w:r>
+        <w:rPr>
+          <w:rFonts w:ascii="Times New Roman" w:hAnsi="Times New Roman" w:cs="Times New Roman"/>
+          <w:sz w:val="28"/>
+          <w:szCs w:val="28"/>
+        </w:rPr>
+        <w:t xml:space="preserve"> Приложение В Листинг</w:t>
       </w:r>
     </w:p>
     <w:p>
@@ -7503,28 +8234,28 @@
       </w:pPr>
     </w:lvl>
   </w:abstractNum>
-  <w:num w:numId="1" w16cid:durableId="389377752">
+  <w:num w:numId="1" w16cid:durableId="729619652">
     <w:abstractNumId w:val="0"/>
   </w:num>
-  <w:num w:numId="2" w16cid:durableId="54015652">
+  <w:num w:numId="2" w16cid:durableId="1941986577">
     <w:abstractNumId w:val="2"/>
   </w:num>
-  <w:num w:numId="3" w16cid:durableId="1352684951">
+  <w:num w:numId="3" w16cid:durableId="284116040">
     <w:abstractNumId w:val="6"/>
   </w:num>
-  <w:num w:numId="4" w16cid:durableId="1926767082">
+  <w:num w:numId="4" w16cid:durableId="670838489">
     <w:abstractNumId w:val="3"/>
   </w:num>
-  <w:num w:numId="5" w16cid:durableId="814446015">
+  <w:num w:numId="5" w16cid:durableId="427701023">
     <w:abstractNumId w:val="4"/>
   </w:num>
-  <w:num w:numId="6" w16cid:durableId="2053462162">
+  <w:num w:numId="6" w16cid:durableId="1841961905">
     <w:abstractNumId w:val="5"/>
   </w:num>
-  <w:num w:numId="7" w16cid:durableId="606816138">
+  <w:num w:numId="7" w16cid:durableId="2035567696">
     <w:abstractNumId w:val="7"/>
   </w:num>
-  <w:num w:numId="8" w16cid:durableId="777724982">
+  <w:num w:numId="8" w16cid:durableId="1168714151">
     <w:abstractNumId w:val="1"/>
   </w:num>
 </w:numbering>

--- a/Документы Тупик/ТИТУЛЬНИК.docx
+++ b/Документы Тупик/ТИТУЛЬНИК.docx
@@ -942,11 +942,11 @@
         <w:adjustRightInd/>
         <w:jc w:val="both"/>
         <w:rPr>
+          <w:rStyle w:val="af4"/>
           <w:rFonts w:ascii="Times New Roman" w:hAnsi="Times New Roman" w:cs="Times New Roman"/>
           <w:bCs/>
           <w:sz w:val="26"/>
           <w:szCs w:val="26"/>
-          <w:u w:val="single"/>
         </w:rPr>
       </w:pPr>
       <w:r>
@@ -986,27 +986,56 @@
         </w:rPr>
         <w:t xml:space="preserve"> </w:t>
       </w:r>
-      <w:hyperlink r:id="rId9" w:history="1">
-        <w:r>
-          <w:rPr>
-            <w:rStyle w:val="af4"/>
-            <w:rFonts w:ascii="Times New Roman" w:hAnsi="Times New Roman" w:cs="Times New Roman"/>
-            <w:sz w:val="26"/>
-            <w:szCs w:val="26"/>
-          </w:rPr>
-          <w:t>https://github.com/wawgame123/The-Binariki/tree/main</w:t>
-        </w:r>
-        <w:r>
-          <w:rPr>
-            <w:rStyle w:val="af4"/>
-            <w:rFonts w:ascii="Times New Roman" w:hAnsi="Times New Roman" w:cs="Times New Roman"/>
-            <w:bCs/>
-            <w:sz w:val="26"/>
-            <w:szCs w:val="26"/>
-          </w:rPr>
-          <w:tab/>
-        </w:r>
-      </w:hyperlink>
+      <w:r>
+        <w:rPr>
+          <w:rFonts w:ascii="Times New Roman" w:hAnsi="Times New Roman" w:cs="Times New Roman"/>
+          <w:sz w:val="26"/>
+          <w:szCs w:val="26"/>
+        </w:rPr>
+        <w:fldChar w:fldCharType="begin"/>
+      </w:r>
+      <w:r>
+        <w:rPr>
+          <w:rFonts w:ascii="Times New Roman" w:hAnsi="Times New Roman" w:cs="Times New Roman"/>
+          <w:sz w:val="26"/>
+          <w:szCs w:val="26"/>
+        </w:rPr>
+        <w:instrText xml:space="preserve"> HYPERLINK "https://github.com/wawgame123/The-Binariki/tree/main" </w:instrText>
+      </w:r>
+      <w:r>
+        <w:rPr>
+          <w:rFonts w:ascii="Times New Roman" w:hAnsi="Times New Roman" w:cs="Times New Roman"/>
+          <w:sz w:val="26"/>
+          <w:szCs w:val="26"/>
+        </w:rPr>
+      </w:r>
+      <w:r>
+        <w:rPr>
+          <w:rFonts w:ascii="Times New Roman" w:hAnsi="Times New Roman" w:cs="Times New Roman"/>
+          <w:sz w:val="26"/>
+          <w:szCs w:val="26"/>
+        </w:rPr>
+        <w:fldChar w:fldCharType="separate"/>
+      </w:r>
+      <w:r>
+        <w:rPr>
+          <w:rStyle w:val="af4"/>
+          <w:rFonts w:ascii="Times New Roman" w:hAnsi="Times New Roman" w:cs="Times New Roman"/>
+          <w:sz w:val="26"/>
+          <w:szCs w:val="26"/>
+        </w:rPr>
+        <w:t>https://github.com/wawgame123/The-Binariki/tree/main</w:t>
+      </w:r>
+      <w:r>
+        <w:rPr>
+          <w:rStyle w:val="af4"/>
+          <w:rFonts w:ascii="Times New Roman" w:hAnsi="Times New Roman" w:cs="Times New Roman"/>
+          <w:bCs/>
+          <w:sz w:val="26"/>
+          <w:szCs w:val="26"/>
+        </w:rPr>
+        <w:tab/>
+      </w:r>
     </w:p>
     <w:p>
       <w:pPr>
@@ -1027,6 +1056,14 @@
           <w:szCs w:val="26"/>
         </w:rPr>
       </w:pPr>
+      <w:r>
+        <w:rPr>
+          <w:rFonts w:ascii="Times New Roman" w:hAnsi="Times New Roman" w:cs="Times New Roman"/>
+          <w:sz w:val="26"/>
+          <w:szCs w:val="26"/>
+        </w:rPr>
+        <w:fldChar w:fldCharType="end"/>
+      </w:r>
     </w:p>
     <w:p>
       <w:pPr>
@@ -3818,7 +3855,6 @@
                                   <w:iCs/>
                                   <w:sz w:val="24"/>
                                   <w:szCs w:val="24"/>
-                                  <w:lang w:val="en-US"/>
                                 </w:rPr>
                               </w:pPr>
                               <w:r>
@@ -3828,9 +3864,73 @@
                                   <w:iCs/>
                                   <w:sz w:val="24"/>
                                   <w:szCs w:val="24"/>
+                                </w:rPr>
+                                <w:t xml:space="preserve">Разработка игрового приложения </w:t>
+                              </w:r>
+                            </w:p>
+                            <w:p>
+                              <w:pPr>
+                                <w:pStyle w:val="a6"/>
+                                <w:jc w:val="center"/>
+                                <w:rPr>
+                                  <w:rFonts w:ascii="ISOCPEUR" w:hAnsi="ISOCPEUR"/>
+                                  <w:i/>
+                                  <w:iCs/>
+                                  <w:sz w:val="24"/>
+                                  <w:szCs w:val="24"/>
+                                </w:rPr>
+                              </w:pPr>
+                              <w:r>
+                                <w:rPr>
+                                  <w:rFonts w:ascii="ISOCPEUR" w:hAnsi="ISOCPEUR"/>
+                                  <w:i/>
+                                  <w:iCs/>
+                                  <w:sz w:val="24"/>
+                                  <w:szCs w:val="24"/>
+                                </w:rPr>
+                                <w:t>“</w:t>
+                              </w:r>
+                              <w:r>
+                                <w:rPr>
+                                  <w:rFonts w:ascii="ISOCPEUR" w:hAnsi="ISOCPEUR"/>
+                                  <w:i/>
+                                  <w:iCs/>
+                                  <w:sz w:val="24"/>
+                                  <w:szCs w:val="24"/>
                                   <w:lang w:val="en-US"/>
                                 </w:rPr>
-                                <w:t>“The Binariki”</w:t>
+                                <w:t>The</w:t>
+                              </w:r>
+                              <w:r>
+                                <w:rPr>
+                                  <w:rFonts w:ascii="ISOCPEUR" w:hAnsi="ISOCPEUR"/>
+                                  <w:i/>
+                                  <w:iCs/>
+                                  <w:sz w:val="24"/>
+                                  <w:szCs w:val="24"/>
+                                </w:rPr>
+                                <w:t xml:space="preserve"> </w:t>
+                              </w:r>
+                              <w:r>
+                                <w:rPr>
+                                  <w:rFonts w:ascii="ISOCPEUR" w:hAnsi="ISOCPEUR"/>
+                                  <w:i/>
+                                  <w:iCs/>
+                                  <w:sz w:val="24"/>
+                                  <w:szCs w:val="24"/>
+                                  <w:lang w:val="en-US"/>
+                                </w:rPr>
+                                <w:t>Binariki</w:t>
+                              </w:r>
+                              <w:r>
+                                <w:rPr>
+                                  <w:rFonts w:ascii="ISOCPEUR" w:hAnsi="ISOCPEUR"/>
+                                  <w:i/>
+                                  <w:iCs/>
+                                  <w:sz w:val="24"/>
+                                  <w:szCs w:val="24"/>
+                                </w:rPr>
+                                <w:t>”</w:t>
                               </w:r>
                             </w:p>
                           </w:txbxContent>
@@ -4125,7 +4225,17 @@
                                   <w:color w:val="000000" w:themeColor="text1"/>
                                   <w:sz w:val="18"/>
                                 </w:rPr>
-                                <w:t>37</w:t>
+                                <w:t>3</w:t>
+                              </w:r>
+                              <w:r>
+                                <w:rPr>
+                                  <w:rFonts w:ascii="ISOCPEUR" w:hAnsi="ISOCPEUR"/>
+                                  <w:i/>
+                                  <w:iCs/>
+                                  <w:color w:val="000000" w:themeColor="text1"/>
+                                  <w:sz w:val="18"/>
+                                </w:rPr>
+                                <w:t>4</w:t>
                               </w:r>
                             </w:p>
                           </w:txbxContent>
@@ -5053,7 +5163,6 @@
                             <w:iCs/>
                             <w:sz w:val="24"/>
                             <w:szCs w:val="24"/>
-                            <w:lang w:val="en-US"/>
                           </w:rPr>
                         </w:pPr>
                         <w:r>
@@ -5063,9 +5172,73 @@
                             <w:iCs/>
                             <w:sz w:val="24"/>
                             <w:szCs w:val="24"/>
+                          </w:rPr>
+                          <w:t xml:space="preserve">Разработка игрового приложения </w:t>
+                        </w:r>
+                      </w:p>
+                      <w:p>
+                        <w:pPr>
+                          <w:pStyle w:val="a6"/>
+                          <w:jc w:val="center"/>
+                          <w:rPr>
+                            <w:rFonts w:ascii="ISOCPEUR" w:hAnsi="ISOCPEUR"/>
+                            <w:i/>
+                            <w:iCs/>
+                            <w:sz w:val="24"/>
+                            <w:szCs w:val="24"/>
+                          </w:rPr>
+                        </w:pPr>
+                        <w:r>
+                          <w:rPr>
+                            <w:rFonts w:ascii="ISOCPEUR" w:hAnsi="ISOCPEUR"/>
+                            <w:i/>
+                            <w:iCs/>
+                            <w:sz w:val="24"/>
+                            <w:szCs w:val="24"/>
+                          </w:rPr>
+                          <w:t>“</w:t>
+                        </w:r>
+                        <w:r>
+                          <w:rPr>
+                            <w:rFonts w:ascii="ISOCPEUR" w:hAnsi="ISOCPEUR"/>
+                            <w:i/>
+                            <w:iCs/>
+                            <w:sz w:val="24"/>
+                            <w:szCs w:val="24"/>
                             <w:lang w:val="en-US"/>
                           </w:rPr>
-                          <w:t>“The Binariki”</w:t>
+                          <w:t>The</w:t>
+                        </w:r>
+                        <w:r>
+                          <w:rPr>
+                            <w:rFonts w:ascii="ISOCPEUR" w:hAnsi="ISOCPEUR"/>
+                            <w:i/>
+                            <w:iCs/>
+                            <w:sz w:val="24"/>
+                            <w:szCs w:val="24"/>
+                          </w:rPr>
+                          <w:t xml:space="preserve"> </w:t>
+                        </w:r>
+                        <w:r>
+                          <w:rPr>
+                            <w:rFonts w:ascii="ISOCPEUR" w:hAnsi="ISOCPEUR"/>
+                            <w:i/>
+                            <w:iCs/>
+                            <w:sz w:val="24"/>
+                            <w:szCs w:val="24"/>
+                            <w:lang w:val="en-US"/>
+                          </w:rPr>
+                          <w:t>Binariki</w:t>
+                        </w:r>
+                        <w:r>
+                          <w:rPr>
+                            <w:rFonts w:ascii="ISOCPEUR" w:hAnsi="ISOCPEUR"/>
+                            <w:i/>
+                            <w:iCs/>
+                            <w:sz w:val="24"/>
+                            <w:szCs w:val="24"/>
+                          </w:rPr>
+                          <w:t>”</w:t>
                         </w:r>
                       </w:p>
                     </w:txbxContent>
@@ -5150,7 +5323,17 @@
                             <w:color w:val="000000" w:themeColor="text1"/>
                             <w:sz w:val="18"/>
                           </w:rPr>
-                          <w:t>37</w:t>
+                          <w:t>3</w:t>
+                        </w:r>
+                        <w:r>
+                          <w:rPr>
+                            <w:rFonts w:ascii="ISOCPEUR" w:hAnsi="ISOCPEUR"/>
+                            <w:i/>
+                            <w:iCs/>
+                            <w:color w:val="000000" w:themeColor="text1"/>
+                            <w:sz w:val="18"/>
+                          </w:rPr>
+                          <w:t>4</w:t>
                         </w:r>
                       </w:p>
                     </w:txbxContent>
@@ -5440,7 +5623,7 @@
           <w:sz w:val="28"/>
           <w:szCs w:val="28"/>
         </w:rPr>
-        <w:t>6</w:t>
+        <w:t>5</w:t>
       </w:r>
     </w:p>
     <w:p>
@@ -5632,7 +5815,7 @@
           <w:sz w:val="28"/>
           <w:szCs w:val="28"/>
         </w:rPr>
-        <w:t>9</w:t>
+        <w:t>8</w:t>
       </w:r>
     </w:p>
     <w:p>
@@ -5678,7 +5861,7 @@
           <w:sz w:val="28"/>
           <w:szCs w:val="28"/>
         </w:rPr>
-        <w:t>9</w:t>
+        <w:t>8</w:t>
       </w:r>
     </w:p>
     <w:p>
@@ -5724,7 +5907,7 @@
           <w:sz w:val="28"/>
           <w:szCs w:val="28"/>
         </w:rPr>
-        <w:t>2</w:t>
+        <w:t>1</w:t>
       </w:r>
     </w:p>
     <w:p>
@@ -5788,7 +5971,7 @@
           <w:sz w:val="28"/>
           <w:szCs w:val="28"/>
         </w:rPr>
-        <w:t>3</w:t>
+        <w:t>2</w:t>
       </w:r>
     </w:p>
     <w:p>
@@ -5834,7 +6017,7 @@
           <w:sz w:val="28"/>
           <w:szCs w:val="28"/>
         </w:rPr>
-        <w:t>3</w:t>
+        <w:t>2</w:t>
       </w:r>
     </w:p>
     <w:p>
@@ -5926,7 +6109,7 @@
           <w:sz w:val="28"/>
           <w:szCs w:val="28"/>
         </w:rPr>
-        <w:t>5</w:t>
+        <w:t>4</w:t>
       </w:r>
     </w:p>
     <w:p>
@@ -6018,7 +6201,7 @@
           <w:sz w:val="28"/>
           <w:szCs w:val="28"/>
         </w:rPr>
-        <w:t>6</w:t>
+        <w:t>5</w:t>
       </w:r>
     </w:p>
     <w:p>
@@ -6064,7 +6247,7 @@
           <w:sz w:val="28"/>
           <w:szCs w:val="28"/>
         </w:rPr>
-        <w:t>6</w:t>
+        <w:t>5</w:t>
       </w:r>
     </w:p>
     <w:p>
@@ -6095,7 +6278,15 @@
           <w:szCs w:val="28"/>
         </w:rPr>
         <w:tab/>
-        <w:t>17</w:t>
+        <w:t>1</w:t>
+      </w:r>
+      <w:r>
+        <w:rPr>
+          <w:rFonts w:ascii="Times New Roman" w:hAnsi="Times New Roman" w:cs="Times New Roman"/>
+          <w:sz w:val="28"/>
+          <w:szCs w:val="28"/>
+        </w:rPr>
+        <w:t>6</w:t>
       </w:r>
     </w:p>
     <w:p>
@@ -6142,7 +6333,15 @@
           <w:szCs w:val="28"/>
         </w:rPr>
         <w:tab/>
-        <w:t>19</w:t>
+        <w:t>1</w:t>
+      </w:r>
+      <w:r>
+        <w:rPr>
+          <w:rFonts w:ascii="Times New Roman" w:hAnsi="Times New Roman" w:cs="Times New Roman"/>
+          <w:sz w:val="28"/>
+          <w:szCs w:val="28"/>
+        </w:rPr>
+        <w:t>8</w:t>
       </w:r>
     </w:p>
     <w:p>
@@ -6189,7 +6388,15 @@
           <w:szCs w:val="28"/>
         </w:rPr>
         <w:tab/>
-        <w:t>19</w:t>
+        <w:t>1</w:t>
+      </w:r>
+      <w:r>
+        <w:rPr>
+          <w:rFonts w:ascii="Times New Roman" w:hAnsi="Times New Roman" w:cs="Times New Roman"/>
+          <w:sz w:val="28"/>
+          <w:szCs w:val="28"/>
+        </w:rPr>
+        <w:t>8</w:t>
       </w:r>
     </w:p>
     <w:p>
@@ -6236,7 +6443,15 @@
           <w:szCs w:val="28"/>
         </w:rPr>
         <w:tab/>
-        <w:t>19</w:t>
+        <w:t>1</w:t>
+      </w:r>
+      <w:r>
+        <w:rPr>
+          <w:rFonts w:ascii="Times New Roman" w:hAnsi="Times New Roman" w:cs="Times New Roman"/>
+          <w:sz w:val="28"/>
+          <w:szCs w:val="28"/>
+        </w:rPr>
+        <w:t>8</w:t>
       </w:r>
     </w:p>
     <w:p>
@@ -6275,7 +6490,15 @@
           <w:szCs w:val="28"/>
         </w:rPr>
         <w:tab/>
-        <w:t>19</w:t>
+        <w:t>1</w:t>
+      </w:r>
+      <w:r>
+        <w:rPr>
+          <w:rFonts w:ascii="Times New Roman" w:hAnsi="Times New Roman" w:cs="Times New Roman"/>
+          <w:sz w:val="28"/>
+          <w:szCs w:val="28"/>
+        </w:rPr>
+        <w:t>8</w:t>
       </w:r>
     </w:p>
     <w:p>
@@ -6345,7 +6568,15 @@
           <w:sz w:val="28"/>
           <w:szCs w:val="28"/>
         </w:rPr>
-        <w:t>22</w:t>
+        <w:t>2</w:t>
+      </w:r>
+      <w:r>
+        <w:rPr>
+          <w:rFonts w:ascii="Times New Roman" w:hAnsi="Times New Roman" w:cs="Times New Roman"/>
+          <w:sz w:val="28"/>
+          <w:szCs w:val="28"/>
+        </w:rPr>
+        <w:t>0</w:t>
       </w:r>
     </w:p>
     <w:p>
@@ -6407,7 +6638,15 @@
           <w:sz w:val="28"/>
           <w:szCs w:val="28"/>
         </w:rPr>
-        <w:t>23</w:t>
+        <w:t>2</w:t>
+      </w:r>
+      <w:r>
+        <w:rPr>
+          <w:rFonts w:ascii="Times New Roman" w:hAnsi="Times New Roman" w:cs="Times New Roman"/>
+          <w:sz w:val="28"/>
+          <w:szCs w:val="28"/>
+        </w:rPr>
+        <w:t>1</w:t>
       </w:r>
     </w:p>
     <w:p>
@@ -6477,7 +6716,15 @@
           <w:sz w:val="28"/>
           <w:szCs w:val="28"/>
         </w:rPr>
-        <w:t>23</w:t>
+        <w:t>2</w:t>
+      </w:r>
+      <w:r>
+        <w:rPr>
+          <w:rFonts w:ascii="Times New Roman" w:hAnsi="Times New Roman" w:cs="Times New Roman"/>
+          <w:sz w:val="28"/>
+          <w:szCs w:val="28"/>
+        </w:rPr>
+        <w:t>1</w:t>
       </w:r>
     </w:p>
     <w:p>
@@ -6516,7 +6763,7 @@
           <w:sz w:val="28"/>
           <w:szCs w:val="28"/>
         </w:rPr>
-        <w:t>5</w:t>
+        <w:t>2</w:t>
       </w:r>
     </w:p>
     <w:p>
@@ -6570,7 +6817,15 @@
           <w:sz w:val="28"/>
           <w:szCs w:val="28"/>
         </w:rPr>
-        <w:t>26</w:t>
+        <w:t>2</w:t>
+      </w:r>
+      <w:r>
+        <w:rPr>
+          <w:rFonts w:ascii="Times New Roman" w:hAnsi="Times New Roman" w:cs="Times New Roman"/>
+          <w:sz w:val="28"/>
+          <w:szCs w:val="28"/>
+        </w:rPr>
+        <w:t>3</w:t>
       </w:r>
     </w:p>
     <w:p>
@@ -6608,7 +6863,15 @@
           <w:sz w:val="28"/>
           <w:szCs w:val="28"/>
         </w:rPr>
-        <w:t>26</w:t>
+        <w:t>2</w:t>
+      </w:r>
+      <w:r>
+        <w:rPr>
+          <w:rFonts w:ascii="Times New Roman" w:hAnsi="Times New Roman" w:cs="Times New Roman"/>
+          <w:sz w:val="28"/>
+          <w:szCs w:val="28"/>
+        </w:rPr>
+        <w:t>3</w:t>
       </w:r>
     </w:p>
     <w:p>
@@ -6646,7 +6909,7 @@
           <w:sz w:val="28"/>
           <w:szCs w:val="28"/>
         </w:rPr>
-        <w:t>30</w:t>
+        <w:t>27</w:t>
       </w:r>
     </w:p>
     <w:p>
@@ -6684,7 +6947,15 @@
           <w:sz w:val="28"/>
           <w:szCs w:val="28"/>
         </w:rPr>
-        <w:t>36</w:t>
+        <w:t>3</w:t>
+      </w:r>
+      <w:r>
+        <w:rPr>
+          <w:rFonts w:ascii="Times New Roman" w:hAnsi="Times New Roman" w:cs="Times New Roman"/>
+          <w:sz w:val="28"/>
+          <w:szCs w:val="28"/>
+        </w:rPr>
+        <w:t>0</w:t>
       </w:r>
     </w:p>
     <w:p>
@@ -6706,7 +6977,23 @@
           <w:sz w:val="28"/>
           <w:szCs w:val="28"/>
         </w:rPr>
-        <w:t xml:space="preserve"> Список использованых источников</w:t>
+        <w:t xml:space="preserve"> Список использова</w:t>
+      </w:r>
+      <w:r>
+        <w:rPr>
+          <w:rFonts w:ascii="Times New Roman" w:hAnsi="Times New Roman" w:cs="Times New Roman"/>
+          <w:sz w:val="28"/>
+          <w:szCs w:val="28"/>
+        </w:rPr>
+        <w:t>н</w:t>
+      </w:r>
+      <w:r>
+        <w:rPr>
+          <w:rFonts w:ascii="Times New Roman" w:hAnsi="Times New Roman" w:cs="Times New Roman"/>
+          <w:sz w:val="28"/>
+          <w:szCs w:val="28"/>
+        </w:rPr>
+        <w:t>ных источников</w:t>
       </w:r>
       <w:r>
         <w:rPr>
@@ -6722,7 +7009,15 @@
           <w:sz w:val="28"/>
           <w:szCs w:val="28"/>
         </w:rPr>
-        <w:t>37</w:t>
+        <w:t>3</w:t>
+      </w:r>
+      <w:r>
+        <w:rPr>
+          <w:rFonts w:ascii="Times New Roman" w:hAnsi="Times New Roman" w:cs="Times New Roman"/>
+          <w:sz w:val="28"/>
+          <w:szCs w:val="28"/>
+        </w:rPr>
+        <w:t>1</w:t>
       </w:r>
     </w:p>
     <w:p>
@@ -6885,20 +7180,6 @@
           <w:tab w:val="right" w:leader="dot" w:pos="10064"/>
         </w:tabs>
         <w:spacing w:line="360" w:lineRule="exact"/>
-        <w:ind w:left="-142"/>
-        <w:rPr>
-          <w:rFonts w:ascii="Times New Roman" w:hAnsi="Times New Roman" w:cs="Times New Roman"/>
-          <w:sz w:val="28"/>
-          <w:szCs w:val="28"/>
-        </w:rPr>
-      </w:pPr>
-    </w:p>
-    <w:p>
-      <w:pPr>
-        <w:tabs>
-          <w:tab w:val="right" w:leader="dot" w:pos="10064"/>
-        </w:tabs>
-        <w:spacing w:line="360" w:lineRule="exact"/>
         <w:rPr>
           <w:rFonts w:ascii="Times New Roman" w:hAnsi="Times New Roman" w:cs="Times New Roman"/>
           <w:sz w:val="28"/>
@@ -6920,7 +7201,7 @@
       </w:pPr>
     </w:p>
     <w:sectPr>
-      <w:footerReference w:type="default" r:id="rId10"/>
+      <w:footerReference w:type="default" r:id="rId9"/>
       <w:pgSz w:w="11909" w:h="16834"/>
       <w:pgMar w:top="851" w:right="710" w:bottom="1843" w:left="1418" w:header="709" w:footer="709" w:gutter="0"/>
       <w:cols w:num="2" w:space="720"/>
@@ -8234,28 +8515,28 @@
       </w:pPr>
     </w:lvl>
   </w:abstractNum>
-  <w:num w:numId="1" w16cid:durableId="729619652">
+  <w:num w:numId="1" w16cid:durableId="1477330614">
     <w:abstractNumId w:val="0"/>
   </w:num>
-  <w:num w:numId="2" w16cid:durableId="1941986577">
+  <w:num w:numId="2" w16cid:durableId="1759716133">
     <w:abstractNumId w:val="2"/>
   </w:num>
-  <w:num w:numId="3" w16cid:durableId="284116040">
+  <w:num w:numId="3" w16cid:durableId="1004629614">
     <w:abstractNumId w:val="6"/>
   </w:num>
-  <w:num w:numId="4" w16cid:durableId="670838489">
+  <w:num w:numId="4" w16cid:durableId="1201168385">
     <w:abstractNumId w:val="3"/>
   </w:num>
-  <w:num w:numId="5" w16cid:durableId="427701023">
+  <w:num w:numId="5" w16cid:durableId="1578126497">
     <w:abstractNumId w:val="4"/>
   </w:num>
-  <w:num w:numId="6" w16cid:durableId="1841961905">
+  <w:num w:numId="6" w16cid:durableId="25839524">
     <w:abstractNumId w:val="5"/>
   </w:num>
-  <w:num w:numId="7" w16cid:durableId="2035567696">
+  <w:num w:numId="7" w16cid:durableId="105735016">
     <w:abstractNumId w:val="7"/>
   </w:num>
-  <w:num w:numId="8" w16cid:durableId="1168714151">
+  <w:num w:numId="8" w16cid:durableId="283776524">
     <w:abstractNumId w:val="1"/>
   </w:num>
 </w:numbering>
@@ -9524,28 +9805,28 @@
 </file>
 
 <file path=customXml/item1.xml><?xml version="1.0" encoding="utf-8"?>
+<b:Sources xmlns:b="http://schemas.openxmlformats.org/officeDocument/2006/bibliography" xmlns="http://schemas.openxmlformats.org/officeDocument/2006/bibliography" SelectedStyle="\APASixthEditionOfficeOnline.xsl" StyleName="APA" Version="6"/>
+</file>
+
+<file path=customXml/item2.xml><?xml version="1.0" encoding="utf-8"?>
 <go:gDocsCustomXmlDataStorage xmlns:go="http://customooxmlschemas.google.com/" xmlns:r="http://schemas.openxmlformats.org/officeDocument/2006/relationships" uri="GoogleDocsCustomDataVersion1">
   <go:docsCustomData xmlns:go="http://customooxmlschemas.google.com/" roundtripDataSignature="AMtx7mhFYNk7Is4PwN+h5TK/HaognwqzOg==">AMUW2mU+QZCcPOzvtifIOG+rJyAE0Pt4V0RnOGQ3Wx5NkKwmVtpSzuOlt2EZ2AJv5o5Kb2QTuOcE+GPD3y6iNz1Lq5QadOc284DVsg+A5iX+fWo/rFgsFaG7mpblgqV9Ri0o3fr+KFPs</go:docsCustomData>
 </go:gDocsCustomXmlDataStorage>
 </file>
 
-<file path=customXml/item2.xml><?xml version="1.0" encoding="utf-8"?>
-<b:Sources xmlns:b="http://schemas.openxmlformats.org/officeDocument/2006/bibliography" xmlns="http://schemas.openxmlformats.org/officeDocument/2006/bibliography" SelectedStyle="\APASixthEditionOfficeOnline.xsl" StyleName="APA" Version="6"/>
+<file path=customXml/itemProps1.xml><?xml version="1.0" encoding="utf-8"?>
+<ds:datastoreItem xmlns:ds="http://schemas.openxmlformats.org/officeDocument/2006/customXml" ds:itemID="{CEB11179-053E-4A8D-92F3-2B6D93AF8F78}">
+  <ds:schemaRefs>
+    <ds:schemaRef ds:uri="http://schemas.openxmlformats.org/officeDocument/2006/bibliography"/>
+  </ds:schemaRefs>
+</ds:datastoreItem>
 </file>
 
-<file path=customXml/itemProps1.xml><?xml version="1.0" encoding="utf-8"?>
+<file path=customXml/itemProps2.xml><?xml version="1.0" encoding="utf-8"?>
 <ds:datastoreItem xmlns:ds="http://schemas.openxmlformats.org/officeDocument/2006/customXml" ds:itemID="{11111111-1234-1234-1234-123412341234}">
   <ds:schemaRefs>
     <ds:schemaRef ds:uri="http://customooxmlschemas.google.com/"/>
     <ds:schemaRef ds:uri="http://schemas.openxmlformats.org/officeDocument/2006/relationships"/>
   </ds:schemaRefs>
 </ds:datastoreItem>
-</file>
-
-<file path=customXml/itemProps2.xml><?xml version="1.0" encoding="utf-8"?>
-<ds:datastoreItem xmlns:ds="http://schemas.openxmlformats.org/officeDocument/2006/customXml" ds:itemID="{CEB11179-053E-4A8D-92F3-2B6D93AF8F78}">
-  <ds:schemaRefs>
-    <ds:schemaRef ds:uri="http://schemas.openxmlformats.org/officeDocument/2006/bibliography"/>
-  </ds:schemaRefs>
-</ds:datastoreItem>
 </file>
--- a/Документы Тупик/ТИТУЛЬНИК.docx
+++ b/Документы Тупик/ТИТУЛЬНИК.docx
@@ -6825,7 +6825,7 @@
           <w:sz w:val="28"/>
           <w:szCs w:val="28"/>
         </w:rPr>
-        <w:t>3</w:t>
+        <w:t>4</w:t>
       </w:r>
     </w:p>
     <w:p>
@@ -6871,7 +6871,7 @@
           <w:sz w:val="28"/>
           <w:szCs w:val="28"/>
         </w:rPr>
-        <w:t>3</w:t>
+        <w:t>4</w:t>
       </w:r>
     </w:p>
     <w:p>
@@ -6909,7 +6909,15 @@
           <w:sz w:val="28"/>
           <w:szCs w:val="28"/>
         </w:rPr>
-        <w:t>27</w:t>
+        <w:t>2</w:t>
+      </w:r>
+      <w:r>
+        <w:rPr>
+          <w:rFonts w:ascii="Times New Roman" w:hAnsi="Times New Roman" w:cs="Times New Roman"/>
+          <w:sz w:val="28"/>
+          <w:szCs w:val="28"/>
+        </w:rPr>
+        <w:t>8</w:t>
       </w:r>
     </w:p>
     <w:p>
@@ -6955,7 +6963,7 @@
           <w:sz w:val="28"/>
           <w:szCs w:val="28"/>
         </w:rPr>
-        <w:t>0</w:t>
+        <w:t>1</w:t>
       </w:r>
     </w:p>
     <w:p>
@@ -7017,7 +7025,7 @@
           <w:sz w:val="28"/>
           <w:szCs w:val="28"/>
         </w:rPr>
-        <w:t>1</w:t>
+        <w:t>2</w:t>
       </w:r>
     </w:p>
     <w:p>
@@ -7157,7 +7165,39 @@
           <w:sz w:val="28"/>
           <w:szCs w:val="28"/>
         </w:rPr>
-        <w:t xml:space="preserve"> Приложение В Листинг</w:t>
+        <w:t xml:space="preserve"> Приложение </w:t>
+      </w:r>
+      <w:r>
+        <w:rPr>
+          <w:rFonts w:ascii="Times New Roman" w:hAnsi="Times New Roman" w:cs="Times New Roman"/>
+          <w:sz w:val="28"/>
+          <w:szCs w:val="28"/>
+        </w:rPr>
+        <w:t>В</w:t>
+      </w:r>
+      <w:r>
+        <w:rPr>
+          <w:rFonts w:ascii="Times New Roman" w:hAnsi="Times New Roman" w:cs="Times New Roman"/>
+          <w:sz w:val="28"/>
+          <w:szCs w:val="28"/>
+        </w:rPr>
+        <w:t xml:space="preserve"> </w:t>
+      </w:r>
+      <w:r>
+        <w:rPr>
+          <w:rFonts w:ascii="Times New Roman" w:hAnsi="Times New Roman" w:cs="Times New Roman"/>
+          <w:sz w:val="28"/>
+          <w:szCs w:val="28"/>
+        </w:rPr>
+        <w:t>Тест-кейс</w:t>
+      </w:r>
+      <w:r>
+        <w:rPr>
+          <w:rFonts w:ascii="Times New Roman" w:hAnsi="Times New Roman" w:cs="Times New Roman"/>
+          <w:sz w:val="28"/>
+          <w:szCs w:val="28"/>
+        </w:rPr>
+        <w:t>ы</w:t>
       </w:r>
     </w:p>
     <w:p>
@@ -9805,28 +9845,28 @@
 </file>
 
 <file path=customXml/item1.xml><?xml version="1.0" encoding="utf-8"?>
-<b:Sources xmlns:b="http://schemas.openxmlformats.org/officeDocument/2006/bibliography" xmlns="http://schemas.openxmlformats.org/officeDocument/2006/bibliography" SelectedStyle="\APASixthEditionOfficeOnline.xsl" StyleName="APA" Version="6"/>
-</file>
-
-<file path=customXml/item2.xml><?xml version="1.0" encoding="utf-8"?>
 <go:gDocsCustomXmlDataStorage xmlns:go="http://customooxmlschemas.google.com/" xmlns:r="http://schemas.openxmlformats.org/officeDocument/2006/relationships" uri="GoogleDocsCustomDataVersion1">
   <go:docsCustomData xmlns:go="http://customooxmlschemas.google.com/" roundtripDataSignature="AMtx7mhFYNk7Is4PwN+h5TK/HaognwqzOg==">AMUW2mU+QZCcPOzvtifIOG+rJyAE0Pt4V0RnOGQ3Wx5NkKwmVtpSzuOlt2EZ2AJv5o5Kb2QTuOcE+GPD3y6iNz1Lq5QadOc284DVsg+A5iX+fWo/rFgsFaG7mpblgqV9Ri0o3fr+KFPs</go:docsCustomData>
 </go:gDocsCustomXmlDataStorage>
 </file>
 
-<file path=customXml/itemProps1.xml><?xml version="1.0" encoding="utf-8"?>
-<ds:datastoreItem xmlns:ds="http://schemas.openxmlformats.org/officeDocument/2006/customXml" ds:itemID="{CEB11179-053E-4A8D-92F3-2B6D93AF8F78}">
-  <ds:schemaRefs>
-    <ds:schemaRef ds:uri="http://schemas.openxmlformats.org/officeDocument/2006/bibliography"/>
-  </ds:schemaRefs>
-</ds:datastoreItem>
+<file path=customXml/item2.xml><?xml version="1.0" encoding="utf-8"?>
+<b:Sources xmlns:b="http://schemas.openxmlformats.org/officeDocument/2006/bibliography" xmlns="http://schemas.openxmlformats.org/officeDocument/2006/bibliography" SelectedStyle="\APASixthEditionOfficeOnline.xsl" StyleName="APA" Version="6"/>
 </file>
 
-<file path=customXml/itemProps2.xml><?xml version="1.0" encoding="utf-8"?>
+<file path=customXml/itemProps1.xml><?xml version="1.0" encoding="utf-8"?>
 <ds:datastoreItem xmlns:ds="http://schemas.openxmlformats.org/officeDocument/2006/customXml" ds:itemID="{11111111-1234-1234-1234-123412341234}">
   <ds:schemaRefs>
     <ds:schemaRef ds:uri="http://customooxmlschemas.google.com/"/>
     <ds:schemaRef ds:uri="http://schemas.openxmlformats.org/officeDocument/2006/relationships"/>
   </ds:schemaRefs>
 </ds:datastoreItem>
+</file>
+
+<file path=customXml/itemProps2.xml><?xml version="1.0" encoding="utf-8"?>
+<ds:datastoreItem xmlns:ds="http://schemas.openxmlformats.org/officeDocument/2006/customXml" ds:itemID="{CEB11179-053E-4A8D-92F3-2B6D93AF8F78}">
+  <ds:schemaRefs>
+    <ds:schemaRef ds:uri="http://schemas.openxmlformats.org/officeDocument/2006/bibliography"/>
+  </ds:schemaRefs>
+</ds:datastoreItem>
 </file>